--- a/Calendario2025/Ejercicios/E9_BGP/9_ConfigureBGP_SingleHome.docx
+++ b/Calendario2025/Ejercicios/E9_BGP/9_ConfigureBGP_SingleHome.docx
@@ -1,6 +1,6 @@
 
 <file path=word/document.xml><?xml version="1.0" encoding="utf-8"?>
-<w:document xmlns:wpc="http://schemas.microsoft.com/office/word/2010/wordprocessingCanvas" xmlns:cx="http://schemas.microsoft.com/office/drawing/2014/chartex" xmlns:cx1="http://schemas.microsoft.com/office/drawing/2015/9/8/chartex" xmlns:cx2="http://schemas.microsoft.com/office/drawing/2015/10/21/chartex" xmlns:cx3="http://schemas.microsoft.com/office/drawing/2016/5/9/chartex" xmlns:cx4="http://schemas.microsoft.com/office/drawing/2016/5/10/chartex" xmlns:cx5="http://schemas.microsoft.com/office/drawing/2016/5/11/chartex" xmlns:cx6="http://schemas.microsoft.com/office/drawing/2016/5/12/chartex" xmlns:cx7="http://schemas.microsoft.com/office/drawing/2016/5/13/chartex" xmlns:cx8="http://schemas.microsoft.com/office/drawing/2016/5/14/chartex" xmlns:mc="http://schemas.openxmlformats.org/markup-compatibility/2006" xmlns:aink="http://schemas.microsoft.com/office/drawing/2016/ink" xmlns:am3d="http://schemas.microsoft.com/office/drawing/2017/model3d" xmlns:o="urn:schemas-microsoft-com:office:office" xmlns:oel="http://schemas.microsoft.com/office/2019/extlst" xmlns:r="http://schemas.openxmlformats.org/officeDocument/2006/relationships" xmlns:m="http://schemas.openxmlformats.org/officeDocument/2006/math" xmlns:v="urn:schemas-microsoft-com:vml" xmlns:wp14="http://schemas.microsoft.com/office/word/2010/wordprocessingDrawing" xmlns:wp="http://schemas.openxmlformats.org/drawingml/2006/wordprocessingDrawing" xmlns:w10="urn:schemas-microsoft-com:office:word" xmlns:w="http://schemas.openxmlformats.org/wordprocessingml/2006/main" xmlns:w14="http://schemas.microsoft.com/office/word/2010/wordml" xmlns:w15="http://schemas.microsoft.com/office/word/2012/wordml" xmlns:w16cex="http://schemas.microsoft.com/office/word/2018/wordml/cex" xmlns:w16cid="http://schemas.microsoft.com/office/word/2016/wordml/cid" xmlns:w16="http://schemas.microsoft.com/office/word/2018/wordml" xmlns:w16sdtdh="http://schemas.microsoft.com/office/word/2020/wordml/sdtdatahash" xmlns:w16se="http://schemas.microsoft.com/office/word/2015/wordml/symex" xmlns:wpg="http://schemas.microsoft.com/office/word/2010/wordprocessingGroup" xmlns:wpi="http://schemas.microsoft.com/office/word/2010/wordprocessingInk" xmlns:wne="http://schemas.microsoft.com/office/word/2006/wordml" xmlns:wps="http://schemas.microsoft.com/office/word/2010/wordprocessingShape" mc:Ignorable="w14 w15 w16se w16cid w16 w16cex w16sdtdh wp14">
+<w:document xmlns:wpc="http://schemas.microsoft.com/office/word/2010/wordprocessingCanvas" xmlns:cx="http://schemas.microsoft.com/office/drawing/2014/chartex" xmlns:cx1="http://schemas.microsoft.com/office/drawing/2015/9/8/chartex" xmlns:cx2="http://schemas.microsoft.com/office/drawing/2015/10/21/chartex" xmlns:cx3="http://schemas.microsoft.com/office/drawing/2016/5/9/chartex" xmlns:cx4="http://schemas.microsoft.com/office/drawing/2016/5/10/chartex" xmlns:cx5="http://schemas.microsoft.com/office/drawing/2016/5/11/chartex" xmlns:cx6="http://schemas.microsoft.com/office/drawing/2016/5/12/chartex" xmlns:cx7="http://schemas.microsoft.com/office/drawing/2016/5/13/chartex" xmlns:cx8="http://schemas.microsoft.com/office/drawing/2016/5/14/chartex" xmlns:mc="http://schemas.openxmlformats.org/markup-compatibility/2006" xmlns:aink="http://schemas.microsoft.com/office/drawing/2016/ink" xmlns:am3d="http://schemas.microsoft.com/office/drawing/2017/model3d" xmlns:o="urn:schemas-microsoft-com:office:office" xmlns:oel="http://schemas.microsoft.com/office/2019/extlst" xmlns:r="http://schemas.openxmlformats.org/officeDocument/2006/relationships" xmlns:m="http://schemas.openxmlformats.org/officeDocument/2006/math" xmlns:v="urn:schemas-microsoft-com:vml" xmlns:wp14="http://schemas.microsoft.com/office/word/2010/wordprocessingDrawing" xmlns:wp="http://schemas.openxmlformats.org/drawingml/2006/wordprocessingDrawing" xmlns:w10="urn:schemas-microsoft-com:office:word" xmlns:w="http://schemas.openxmlformats.org/wordprocessingml/2006/main" xmlns:w14="http://schemas.microsoft.com/office/word/2010/wordml" xmlns:w15="http://schemas.microsoft.com/office/word/2012/wordml" xmlns:w16cex="http://schemas.microsoft.com/office/word/2018/wordml/cex" xmlns:w16cid="http://schemas.microsoft.com/office/word/2016/wordml/cid" xmlns:w16="http://schemas.microsoft.com/office/word/2018/wordml" xmlns:w16du="http://schemas.microsoft.com/office/word/2023/wordml/word16du" xmlns:w16sdtdh="http://schemas.microsoft.com/office/word/2020/wordml/sdtdatahash" xmlns:w16sdtfl="http://schemas.microsoft.com/office/word/2024/wordml/sdtformatlock" xmlns:w16se="http://schemas.microsoft.com/office/word/2015/wordml/symex" xmlns:wpg="http://schemas.microsoft.com/office/word/2010/wordprocessingGroup" xmlns:wpi="http://schemas.microsoft.com/office/word/2010/wordprocessingInk" xmlns:wne="http://schemas.microsoft.com/office/word/2006/wordml" xmlns:wps="http://schemas.microsoft.com/office/word/2010/wordprocessingShape" mc:Ignorable="w14 w15 w16se w16cid w16 w16cex w16sdtdh w16sdtfl w16du wp14">
   <w:body>
     <w:p>
       <w:pPr>
@@ -135,16 +135,15 @@
           <w:rFonts w:ascii="Arial" w:hAnsi="Arial" w:cs="Arial"/>
           <w:b/>
           <w:bCs/>
-          <w:noProof/>
           <w:sz w:val="20"/>
           <w:szCs w:val="20"/>
           <w:lang w:val="es-ES"/>
         </w:rPr>
         <w:drawing>
-          <wp:inline distT="0" distB="0" distL="0" distR="0" wp14:anchorId="575B6010" wp14:editId="4C84DB1E">
-            <wp:extent cx="6400800" cy="3200400"/>
+          <wp:inline distT="0" distB="0" distL="0" distR="0" wp14:anchorId="0B389F5F" wp14:editId="1BBA2451">
+            <wp:extent cx="6400800" cy="3105150"/>
             <wp:effectExtent l="0" t="0" r="0" b="0"/>
-            <wp:docPr id="1" name="Imagen 1"/>
+            <wp:docPr id="573532498" name="Picture 1" descr="A diagram of a computer program&#10;&#10;AI-generated content may be incorrect."/>
             <wp:cNvGraphicFramePr>
               <a:graphicFrameLocks xmlns:a="http://schemas.openxmlformats.org/drawingml/2006/main" noChangeAspect="1"/>
             </wp:cNvGraphicFramePr>
@@ -152,36 +151,23 @@
               <a:graphicData uri="http://schemas.openxmlformats.org/drawingml/2006/picture">
                 <pic:pic xmlns:pic="http://schemas.openxmlformats.org/drawingml/2006/picture">
                   <pic:nvPicPr>
-                    <pic:cNvPr id="0" name="Picture 1"/>
-                    <pic:cNvPicPr>
-                      <a:picLocks noChangeAspect="1" noChangeArrowheads="1"/>
-                    </pic:cNvPicPr>
+                    <pic:cNvPr id="573532498" name="Picture 1" descr="A diagram of a computer program&#10;&#10;AI-generated content may be incorrect."/>
+                    <pic:cNvPicPr/>
                   </pic:nvPicPr>
                   <pic:blipFill>
-                    <a:blip r:embed="rId5">
-                      <a:extLst>
-                        <a:ext uri="{28A0092B-C50C-407E-A947-70E740481C1C}">
-                          <a14:useLocalDpi xmlns:a14="http://schemas.microsoft.com/office/drawing/2010/main" val="0"/>
-                        </a:ext>
-                      </a:extLst>
-                    </a:blip>
-                    <a:srcRect/>
+                    <a:blip r:embed="rId5"/>
                     <a:stretch>
                       <a:fillRect/>
                     </a:stretch>
                   </pic:blipFill>
-                  <pic:spPr bwMode="auto">
+                  <pic:spPr>
                     <a:xfrm>
                       <a:off x="0" y="0"/>
-                      <a:ext cx="6400800" cy="3200400"/>
+                      <a:ext cx="6400800" cy="3105150"/>
                     </a:xfrm>
                     <a:prstGeom prst="rect">
                       <a:avLst/>
                     </a:prstGeom>
-                    <a:noFill/>
-                    <a:ln>
-                      <a:noFill/>
-                    </a:ln>
                   </pic:spPr>
                 </pic:pic>
               </a:graphicData>
@@ -336,25 +322,14 @@
           <w:rFonts w:ascii="Arial" w:hAnsi="Arial" w:cs="Arial"/>
         </w:rPr>
       </w:pPr>
-      <w:proofErr w:type="gramStart"/>
-      <w:r>
-        <w:rPr>
-          <w:rFonts w:ascii="Arial" w:hAnsi="Arial" w:cs="Arial"/>
-          <w:b/>
-          <w:bCs/>
-          <w:lang w:val="es-ES"/>
-        </w:rPr>
-        <w:t>Single</w:t>
-      </w:r>
-      <w:proofErr w:type="gramEnd"/>
-      <w:r>
-        <w:rPr>
-          <w:rFonts w:ascii="Arial" w:hAnsi="Arial" w:cs="Arial"/>
-          <w:b/>
-          <w:bCs/>
-          <w:lang w:val="es-ES"/>
-        </w:rPr>
-        <w:t xml:space="preserve"> home</w:t>
+      <w:r>
+        <w:rPr>
+          <w:rFonts w:ascii="Arial" w:hAnsi="Arial" w:cs="Arial"/>
+          <w:b/>
+          <w:bCs/>
+          <w:lang w:val="es-ES"/>
+        </w:rPr>
+        <w:t>Single home</w:t>
       </w:r>
       <w:r>
         <w:rPr>
@@ -840,7 +815,55 @@
           <w:rFonts w:cs="Arial"/>
           <w:sz w:val="22"/>
         </w:rPr>
-        <w:t xml:space="preserve">Configure el proceso de enrutamiento en R1, R2 y R3 con las instrucciones de red y las </w:t>
+        <w:t xml:space="preserve">Configure el proceso de enrutamiento en </w:t>
+      </w:r>
+      <w:r>
+        <w:rPr>
+          <w:rFonts w:cs="Arial"/>
+          <w:b/>
+          <w:bCs/>
+          <w:sz w:val="22"/>
+        </w:rPr>
+        <w:t>R1</w:t>
+      </w:r>
+      <w:r>
+        <w:rPr>
+          <w:rFonts w:cs="Arial"/>
+          <w:sz w:val="22"/>
+        </w:rPr>
+        <w:t xml:space="preserve">, </w:t>
+      </w:r>
+      <w:r>
+        <w:rPr>
+          <w:rFonts w:cs="Arial"/>
+          <w:b/>
+          <w:bCs/>
+          <w:sz w:val="22"/>
+        </w:rPr>
+        <w:t xml:space="preserve">R2 </w:t>
+      </w:r>
+      <w:r>
+        <w:rPr>
+          <w:rFonts w:cs="Arial"/>
+          <w:sz w:val="22"/>
+        </w:rPr>
+        <w:t xml:space="preserve">y </w:t>
+      </w:r>
+      <w:r>
+        <w:rPr>
+          <w:rFonts w:cs="Arial"/>
+          <w:b/>
+          <w:bCs/>
+          <w:sz w:val="22"/>
+        </w:rPr>
+        <w:t xml:space="preserve">R3 </w:t>
+      </w:r>
+      <w:r>
+        <w:rPr>
+          <w:rFonts w:cs="Arial"/>
+          <w:sz w:val="22"/>
+        </w:rPr>
+        <w:t xml:space="preserve">con las instrucciones de red y las </w:t>
       </w:r>
       <w:proofErr w:type="spellStart"/>
       <w:r>
@@ -873,71 +896,295 @@
           <w:sz w:val="22"/>
         </w:rPr>
         <w:t xml:space="preserve"> necesarias para activar el enrutamiento OSPF para todas las redes conectadas. Los valores de instrucción de red deben ser las direcciones de red o subred de las redes configuradas.</w:t>
+      </w:r>
+    </w:p>
+    <w:p>
+      <w:pPr>
+        <w:pStyle w:val="ListParagraph"/>
+        <w:spacing w:after="0" w:line="300" w:lineRule="exact"/>
+        <w:ind w:left="360"/>
+        <w:jc w:val="both"/>
+        <w:rPr>
+          <w:rFonts w:ascii="Arial" w:hAnsi="Arial" w:cs="Arial"/>
+          <w:b/>
+          <w:bCs/>
+          <w:lang w:val="en-US"/>
+        </w:rPr>
+      </w:pPr>
+    </w:p>
+    <w:p>
+      <w:pPr>
+        <w:pStyle w:val="PartHead"/>
+        <w:tabs>
+          <w:tab w:val="clear" w:pos="1417"/>
+        </w:tabs>
+        <w:spacing w:before="0" w:after="0" w:line="300" w:lineRule="exact"/>
+        <w:ind w:left="0" w:firstLine="0"/>
+        <w:rPr>
+          <w:sz w:val="26"/>
+          <w:szCs w:val="26"/>
+        </w:rPr>
+      </w:pPr>
+      <w:r>
+        <w:rPr>
+          <w:sz w:val="26"/>
+          <w:szCs w:val="26"/>
+        </w:rPr>
+        <w:t xml:space="preserve">Parte </w:t>
+      </w:r>
+      <w:r>
+        <w:rPr>
+          <w:sz w:val="26"/>
+          <w:szCs w:val="26"/>
+        </w:rPr>
+        <w:t>2</w:t>
+      </w:r>
+      <w:r>
+        <w:rPr>
+          <w:sz w:val="26"/>
+          <w:szCs w:val="26"/>
+        </w:rPr>
+        <w:t>: Configure una ruta por default en R1</w:t>
       </w:r>
     </w:p>
     <w:p>
       <w:pPr>
         <w:pStyle w:val="ConfigWindow"/>
         <w:spacing w:line="300" w:lineRule="exact"/>
-        <w:jc w:val="both"/>
-        <w:rPr>
-          <w:rFonts w:cs="Arial"/>
+      </w:pPr>
+      <w:r>
+        <w:t>r la ventana de configuración</w:t>
+      </w:r>
+    </w:p>
+    <w:p>
+      <w:pPr>
+        <w:pStyle w:val="Heading3"/>
+        <w:numPr>
+          <w:ilvl w:val="0"/>
+          <w:numId w:val="0"/>
+        </w:numPr>
+        <w:spacing w:before="0" w:after="0" w:line="300" w:lineRule="exact"/>
+        <w:ind w:left="360"/>
+        <w:rPr>
           <w:sz w:val="22"/>
           <w:szCs w:val="22"/>
-          <w:lang w:val="en-US"/>
-        </w:rPr>
-      </w:pPr>
+        </w:rPr>
+      </w:pPr>
+      <w:r>
+        <w:rPr>
+          <w:sz w:val="22"/>
+          <w:szCs w:val="22"/>
+        </w:rPr>
+        <w:t>1. Configurar una ruta por default en R1.</w:t>
+      </w:r>
+    </w:p>
+    <w:p>
+      <w:pPr>
+        <w:spacing w:after="0" w:line="300" w:lineRule="exact"/>
+        <w:ind w:left="360"/>
+        <w:rPr>
+          <w:lang w:val="es-419"/>
+        </w:rPr>
+      </w:pPr>
+    </w:p>
+    <w:p>
+      <w:pPr>
+        <w:pStyle w:val="SubStepAlpha"/>
+        <w:spacing w:before="0" w:after="0" w:line="300" w:lineRule="exact"/>
+        <w:ind w:left="1080"/>
+        <w:rPr>
+          <w:sz w:val="22"/>
+        </w:rPr>
+      </w:pPr>
+      <w:r>
+        <w:rPr>
+          <w:sz w:val="22"/>
+        </w:rPr>
+        <w:t xml:space="preserve">Configure el </w:t>
+      </w:r>
+      <w:r>
+        <w:rPr>
+          <w:b/>
+          <w:bCs/>
+          <w:sz w:val="22"/>
+        </w:rPr>
+        <w:t>R1</w:t>
+      </w:r>
+      <w:r>
+        <w:rPr>
+          <w:sz w:val="22"/>
+        </w:rPr>
+        <w:t xml:space="preserve"> con una ruta por default d</w:t>
+      </w:r>
+      <w:r>
+        <w:rPr>
+          <w:sz w:val="22"/>
+        </w:rPr>
+        <w:t>el siguiente salto (</w:t>
+      </w:r>
       <w:proofErr w:type="spellStart"/>
       <w:r>
         <w:rPr>
-          <w:rFonts w:cs="Arial"/>
+          <w:sz w:val="22"/>
+        </w:rPr>
+        <w:t>next</w:t>
+      </w:r>
+      <w:proofErr w:type="spellEnd"/>
+      <w:r>
+        <w:rPr>
+          <w:sz w:val="22"/>
+        </w:rPr>
+        <w:t>-hop)</w:t>
+      </w:r>
+      <w:r>
+        <w:rPr>
+          <w:sz w:val="22"/>
+        </w:rPr>
+        <w:t xml:space="preserve"> </w:t>
+      </w:r>
+      <w:r>
+        <w:rPr>
+          <w:sz w:val="22"/>
+        </w:rPr>
+        <w:t>al ISP</w:t>
+      </w:r>
+      <w:r>
+        <w:rPr>
+          <w:sz w:val="22"/>
+        </w:rPr>
+        <w:t>.</w:t>
+      </w:r>
+    </w:p>
+    <w:p>
+      <w:pPr>
+        <w:pStyle w:val="SubStepAlpha"/>
+        <w:numPr>
+          <w:ilvl w:val="0"/>
+          <w:numId w:val="0"/>
+        </w:numPr>
+        <w:spacing w:before="0" w:after="0" w:line="300" w:lineRule="exact"/>
+        <w:ind w:left="1080"/>
+        <w:rPr>
+          <w:sz w:val="22"/>
+        </w:rPr>
+      </w:pPr>
+    </w:p>
+    <w:p>
+      <w:pPr>
+        <w:pStyle w:val="SubStepAlpha"/>
+        <w:numPr>
+          <w:ilvl w:val="0"/>
+          <w:numId w:val="0"/>
+        </w:numPr>
+        <w:spacing w:before="0" w:after="0" w:line="300" w:lineRule="exact"/>
+        <w:ind w:left="1080"/>
+        <w:rPr>
+          <w:sz w:val="22"/>
+        </w:rPr>
+      </w:pPr>
+    </w:p>
+    <w:p>
+      <w:pPr>
+        <w:pStyle w:val="SubStepAlpha"/>
+        <w:numPr>
+          <w:ilvl w:val="0"/>
+          <w:numId w:val="0"/>
+        </w:numPr>
+        <w:spacing w:before="0" w:after="0" w:line="300" w:lineRule="exact"/>
+        <w:ind w:left="1080"/>
+        <w:rPr>
+          <w:sz w:val="22"/>
+        </w:rPr>
+      </w:pPr>
+    </w:p>
+    <w:p>
+      <w:pPr>
+        <w:pStyle w:val="Heading3"/>
+        <w:numPr>
+          <w:ilvl w:val="0"/>
+          <w:numId w:val="0"/>
+        </w:numPr>
+        <w:spacing w:before="0" w:after="0" w:line="300" w:lineRule="exact"/>
+        <w:ind w:left="360"/>
+        <w:rPr>
           <w:sz w:val="22"/>
           <w:szCs w:val="22"/>
-          <w:lang w:val="en-US"/>
-        </w:rPr>
-        <w:t>Abrir</w:t>
+        </w:rPr>
+      </w:pPr>
+      <w:r>
+        <w:rPr>
+          <w:sz w:val="22"/>
+          <w:szCs w:val="22"/>
+        </w:rPr>
+        <w:t>2</w:t>
+      </w:r>
+      <w:r>
+        <w:rPr>
+          <w:sz w:val="22"/>
+          <w:szCs w:val="22"/>
+        </w:rPr>
+        <w:t>. Propagar la ruta en OSPF.</w:t>
+      </w:r>
+    </w:p>
+    <w:p>
+      <w:pPr>
+        <w:pStyle w:val="Bulletlevel1"/>
+        <w:numPr>
+          <w:ilvl w:val="0"/>
+          <w:numId w:val="0"/>
+        </w:numPr>
+        <w:spacing w:before="0" w:after="0" w:line="300" w:lineRule="exact"/>
+        <w:ind w:left="720"/>
+        <w:rPr>
+          <w:sz w:val="22"/>
+        </w:rPr>
+      </w:pPr>
+    </w:p>
+    <w:p>
+      <w:pPr>
+        <w:pStyle w:val="SubStepAlpha"/>
+        <w:spacing w:before="0" w:after="0" w:line="300" w:lineRule="exact"/>
+        <w:ind w:left="1080"/>
+        <w:rPr>
+          <w:sz w:val="22"/>
+        </w:rPr>
+      </w:pPr>
+      <w:r>
+        <w:rPr>
+          <w:sz w:val="22"/>
+        </w:rPr>
+        <w:t>Configure OSPF para propagar la ruta por default en las actualizaciones de enrutamiento OSPF.</w:t>
+      </w:r>
+    </w:p>
+    <w:p>
+      <w:pPr>
+        <w:pStyle w:val="SubStepAlpha"/>
+        <w:spacing w:before="0" w:after="0" w:line="300" w:lineRule="exact"/>
+        <w:ind w:left="1080"/>
+        <w:rPr>
+          <w:sz w:val="22"/>
+        </w:rPr>
+      </w:pPr>
+      <w:r>
+        <w:rPr>
+          <w:sz w:val="22"/>
+        </w:rPr>
+        <w:t xml:space="preserve">Examine las tablas de enrutamiento en los </w:t>
+      </w:r>
+      <w:proofErr w:type="spellStart"/>
+      <w:r>
+        <w:rPr>
+          <w:sz w:val="22"/>
+        </w:rPr>
+        <w:t>routers</w:t>
       </w:r>
       <w:proofErr w:type="spellEnd"/>
       <w:r>
         <w:rPr>
-          <w:rFonts w:cs="Arial"/>
-          <w:sz w:val="22"/>
-          <w:szCs w:val="22"/>
-          <w:lang w:val="en-US"/>
-        </w:rPr>
-        <w:t xml:space="preserve"> la </w:t>
-      </w:r>
-      <w:proofErr w:type="spellStart"/>
-      <w:r>
-        <w:rPr>
-          <w:rFonts w:cs="Arial"/>
-          <w:sz w:val="22"/>
-          <w:szCs w:val="22"/>
-          <w:lang w:val="en-US"/>
-        </w:rPr>
-        <w:t>ventana</w:t>
-      </w:r>
-      <w:proofErr w:type="spellEnd"/>
-      <w:r>
-        <w:rPr>
-          <w:rFonts w:cs="Arial"/>
-          <w:sz w:val="22"/>
-          <w:szCs w:val="22"/>
-          <w:lang w:val="en-US"/>
-        </w:rPr>
-        <w:t xml:space="preserve"> de </w:t>
-      </w:r>
-      <w:proofErr w:type="spellStart"/>
-      <w:r>
-        <w:rPr>
-          <w:rFonts w:cs="Arial"/>
-          <w:sz w:val="22"/>
-          <w:szCs w:val="22"/>
-          <w:lang w:val="en-US"/>
-        </w:rPr>
-        <w:t>configuración</w:t>
-      </w:r>
-      <w:proofErr w:type="spellEnd"/>
+          <w:sz w:val="22"/>
+        </w:rPr>
+        <w:t xml:space="preserve"> R1, R2 y R3.</w:t>
+      </w:r>
     </w:p>
     <w:p>
       <w:pPr>
@@ -949,52 +1196,7 @@
           <w:rFonts w:ascii="Arial" w:hAnsi="Arial" w:cs="Arial"/>
           <w:b/>
           <w:bCs/>
-          <w:lang w:val="en-US"/>
-        </w:rPr>
-      </w:pPr>
-      <w:r>
-        <w:rPr>
-          <w:rFonts w:ascii="Arial" w:hAnsi="Arial" w:cs="Arial"/>
-          <w:b/>
-          <w:bCs/>
-          <w:lang w:val="en-US"/>
-        </w:rPr>
-        <w:t>Router(config-</w:t>
-      </w:r>
-      <w:proofErr w:type="gramStart"/>
-      <w:r>
-        <w:rPr>
-          <w:rFonts w:ascii="Arial" w:hAnsi="Arial" w:cs="Arial"/>
-          <w:b/>
-          <w:bCs/>
-          <w:lang w:val="en-US"/>
-        </w:rPr>
-        <w:t>router)#</w:t>
-      </w:r>
-      <w:proofErr w:type="gramEnd"/>
-      <w:r>
-        <w:rPr>
-          <w:rFonts w:ascii="Arial" w:hAnsi="Arial" w:cs="Arial"/>
-          <w:b/>
-          <w:bCs/>
-          <w:lang w:val="en-US"/>
-        </w:rPr>
-        <w:t xml:space="preserve"> network network-address wildcard-mask area area-id</w:t>
-      </w:r>
-    </w:p>
-    <w:p>
-      <w:pPr>
-        <w:spacing w:after="0" w:line="300" w:lineRule="exact"/>
-        <w:rPr>
-          <w:lang w:val="en-US"/>
-        </w:rPr>
-      </w:pPr>
-    </w:p>
-    <w:p>
-      <w:pPr>
-        <w:spacing w:after="0" w:line="300" w:lineRule="exact"/>
-        <w:rPr>
-          <w:lang w:val="en-US"/>
+          <w:lang w:val="es-419"/>
         </w:rPr>
       </w:pPr>
     </w:p>
@@ -1005,25 +1207,28 @@
         <w:rPr>
           <w:sz w:val="26"/>
           <w:szCs w:val="26"/>
-          <w:lang w:val="en-US"/>
-        </w:rPr>
-      </w:pPr>
-    </w:p>
-    <w:p>
-      <w:pPr>
-        <w:pStyle w:val="Heading2"/>
-        <w:spacing w:before="0" w:after="0" w:line="300" w:lineRule="exact"/>
+        </w:rPr>
+      </w:pPr>
+      <w:r>
         <w:rPr>
           <w:sz w:val="26"/>
           <w:szCs w:val="26"/>
         </w:rPr>
-      </w:pPr>
+        <w:t xml:space="preserve">Parte </w:t>
+      </w:r>
       <w:r>
         <w:rPr>
           <w:sz w:val="26"/>
           <w:szCs w:val="26"/>
         </w:rPr>
-        <w:t>Parte 2: Verifique la configuración del protocolo OSPF</w:t>
+        <w:t>3</w:t>
+      </w:r>
+      <w:r>
+        <w:rPr>
+          <w:sz w:val="26"/>
+          <w:szCs w:val="26"/>
+        </w:rPr>
+        <w:t>: Verifique la configuración del protocolo OSPF</w:t>
       </w:r>
     </w:p>
     <w:p>
@@ -1385,29 +1590,7 @@
           <w:sz w:val="22"/>
           <w:lang w:val="es-MX"/>
         </w:rPr>
-        <w:t xml:space="preserve"># </w:t>
-      </w:r>
-      <w:proofErr w:type="gramStart"/>
-      <w:r>
-        <w:rPr>
-          <w:rFonts w:ascii="Arial" w:hAnsi="Arial" w:cs="Arial"/>
-          <w:b/>
-          <w:bCs/>
-          <w:sz w:val="22"/>
-          <w:lang w:val="es-MX"/>
-        </w:rPr>
-        <w:t>show</w:t>
-      </w:r>
-      <w:proofErr w:type="gramEnd"/>
-      <w:r>
-        <w:rPr>
-          <w:rFonts w:ascii="Arial" w:hAnsi="Arial" w:cs="Arial"/>
-          <w:b/>
-          <w:bCs/>
-          <w:sz w:val="22"/>
-          <w:lang w:val="es-MX"/>
-        </w:rPr>
-        <w:t xml:space="preserve"> </w:t>
+        <w:t xml:space="preserve"># show </w:t>
       </w:r>
       <w:proofErr w:type="spellStart"/>
       <w:r>
@@ -1477,7 +1660,7 @@
           <w:sz w:val="26"/>
           <w:szCs w:val="26"/>
         </w:rPr>
-        <w:t>3</w:t>
+        <w:t>4</w:t>
       </w:r>
       <w:r>
         <w:rPr>
@@ -1701,12 +1884,8 @@
     </w:p>
     <w:p>
       <w:pPr>
-        <w:pStyle w:val="PartHead"/>
-        <w:tabs>
-          <w:tab w:val="clear" w:pos="1417"/>
-        </w:tabs>
+        <w:pStyle w:val="Heading2"/>
         <w:spacing w:before="0" w:after="0" w:line="300" w:lineRule="exact"/>
-        <w:ind w:left="0" w:firstLine="0"/>
         <w:rPr>
           <w:sz w:val="26"/>
           <w:szCs w:val="26"/>
@@ -1717,321 +1896,51 @@
           <w:sz w:val="26"/>
           <w:szCs w:val="26"/>
         </w:rPr>
-        <w:t>Parte 4: Configure una ruta por default en R1</w:t>
-      </w:r>
-    </w:p>
-    <w:p>
-      <w:pPr>
-        <w:pStyle w:val="ConfigWindow"/>
-        <w:spacing w:line="300" w:lineRule="exact"/>
-      </w:pPr>
-      <w:r>
-        <w:t>r la ventana de configuración</w:t>
-      </w:r>
-    </w:p>
-    <w:p>
-      <w:pPr>
-        <w:pStyle w:val="Heading3"/>
-        <w:numPr>
-          <w:ilvl w:val="0"/>
-          <w:numId w:val="0"/>
-        </w:numPr>
-        <w:spacing w:before="0" w:after="0" w:line="300" w:lineRule="exact"/>
-        <w:ind w:left="360"/>
-        <w:rPr>
-          <w:sz w:val="22"/>
-          <w:szCs w:val="22"/>
-        </w:rPr>
-      </w:pPr>
-      <w:r>
-        <w:rPr>
-          <w:sz w:val="22"/>
-          <w:szCs w:val="22"/>
-        </w:rPr>
-        <w:t>1. Configurar una ruta por default en R1.</w:t>
-      </w:r>
-    </w:p>
-    <w:p>
-      <w:pPr>
-        <w:spacing w:after="0" w:line="300" w:lineRule="exact"/>
-        <w:ind w:left="360"/>
-        <w:rPr>
-          <w:lang w:val="es-419"/>
-        </w:rPr>
-      </w:pPr>
-    </w:p>
-    <w:p>
-      <w:pPr>
-        <w:pStyle w:val="SubStepAlpha"/>
-        <w:spacing w:before="0" w:after="0" w:line="300" w:lineRule="exact"/>
-        <w:ind w:left="1080"/>
-        <w:rPr>
-          <w:sz w:val="22"/>
-        </w:rPr>
-      </w:pPr>
-      <w:r>
-        <w:rPr>
-          <w:sz w:val="22"/>
-        </w:rPr>
-        <w:t xml:space="preserve">Configure el </w:t>
-      </w:r>
-      <w:r>
-        <w:rPr>
-          <w:b/>
-          <w:bCs/>
-          <w:sz w:val="22"/>
-        </w:rPr>
-        <w:t>R1</w:t>
-      </w:r>
-      <w:r>
-        <w:rPr>
-          <w:sz w:val="22"/>
-        </w:rPr>
-        <w:t xml:space="preserve"> con una ruta por default d</w:t>
-      </w:r>
-      <w:r>
-        <w:rPr>
-          <w:sz w:val="22"/>
-        </w:rPr>
-        <w:t>el siguiente salto (</w:t>
-      </w:r>
-      <w:proofErr w:type="spellStart"/>
-      <w:r>
-        <w:rPr>
-          <w:sz w:val="22"/>
-        </w:rPr>
-        <w:t>next</w:t>
-      </w:r>
-      <w:proofErr w:type="spellEnd"/>
-      <w:r>
-        <w:rPr>
-          <w:sz w:val="22"/>
-        </w:rPr>
-        <w:t>-hop)</w:t>
-      </w:r>
-      <w:r>
-        <w:rPr>
-          <w:sz w:val="22"/>
-        </w:rPr>
-        <w:t xml:space="preserve"> </w:t>
-      </w:r>
-      <w:r>
-        <w:rPr>
-          <w:sz w:val="22"/>
-        </w:rPr>
-        <w:t>al ISP</w:t>
-      </w:r>
-      <w:r>
-        <w:rPr>
-          <w:sz w:val="22"/>
-        </w:rPr>
-        <w:t>.</w:t>
-      </w:r>
-    </w:p>
-    <w:p>
-      <w:pPr>
-        <w:pStyle w:val="SubStepAlpha"/>
-        <w:spacing w:before="0" w:after="0" w:line="300" w:lineRule="exact"/>
-        <w:ind w:left="1080"/>
-        <w:rPr>
-          <w:sz w:val="22"/>
-        </w:rPr>
-      </w:pPr>
-      <w:r>
-        <w:rPr>
-          <w:sz w:val="22"/>
-        </w:rPr>
-        <w:t xml:space="preserve">Examine las tablas de enrutamiento en los </w:t>
-      </w:r>
-      <w:proofErr w:type="spellStart"/>
-      <w:r>
-        <w:rPr>
-          <w:sz w:val="22"/>
-        </w:rPr>
-        <w:t>routers</w:t>
-      </w:r>
-      <w:proofErr w:type="spellEnd"/>
-      <w:r>
-        <w:rPr>
-          <w:sz w:val="22"/>
-        </w:rPr>
-        <w:t xml:space="preserve"> R1, R2 y R3.</w:t>
-      </w:r>
-    </w:p>
-    <w:p>
-      <w:pPr>
-        <w:pStyle w:val="SubStepAlpha"/>
-        <w:numPr>
-          <w:ilvl w:val="0"/>
-          <w:numId w:val="0"/>
-        </w:numPr>
-        <w:spacing w:before="0" w:after="0" w:line="300" w:lineRule="exact"/>
-        <w:ind w:left="1080"/>
-        <w:rPr>
-          <w:sz w:val="22"/>
-        </w:rPr>
-      </w:pPr>
-    </w:p>
-    <w:p>
-      <w:pPr>
-        <w:pStyle w:val="Heading3"/>
-        <w:numPr>
-          <w:ilvl w:val="0"/>
-          <w:numId w:val="0"/>
-        </w:numPr>
-        <w:spacing w:before="0" w:after="0" w:line="300" w:lineRule="exact"/>
-        <w:ind w:left="360"/>
-        <w:rPr>
-          <w:sz w:val="22"/>
-          <w:szCs w:val="22"/>
-        </w:rPr>
-      </w:pPr>
-      <w:r>
-        <w:rPr>
-          <w:sz w:val="22"/>
-          <w:szCs w:val="22"/>
-        </w:rPr>
-        <w:t>2</w:t>
-      </w:r>
-      <w:r>
-        <w:rPr>
-          <w:sz w:val="22"/>
-          <w:szCs w:val="22"/>
-        </w:rPr>
-        <w:t>. Propagar la ruta en OSPF.</w:t>
-      </w:r>
-    </w:p>
-    <w:p>
-      <w:pPr>
-        <w:pStyle w:val="Bulletlevel1"/>
-        <w:numPr>
-          <w:ilvl w:val="0"/>
-          <w:numId w:val="0"/>
-        </w:numPr>
-        <w:spacing w:before="0" w:after="0" w:line="300" w:lineRule="exact"/>
-        <w:ind w:left="720"/>
-        <w:rPr>
-          <w:sz w:val="22"/>
-        </w:rPr>
-      </w:pPr>
-    </w:p>
-    <w:p>
-      <w:pPr>
-        <w:pStyle w:val="SubStepAlpha"/>
-        <w:spacing w:before="0" w:after="0" w:line="300" w:lineRule="exact"/>
-        <w:ind w:left="1080"/>
-        <w:rPr>
-          <w:sz w:val="22"/>
-        </w:rPr>
-      </w:pPr>
-      <w:r>
-        <w:rPr>
-          <w:sz w:val="22"/>
-        </w:rPr>
-        <w:t>Configure OSPF para propagar la ruta por default en las actualizaciones de enrutamiento OSPF.</w:t>
-      </w:r>
-    </w:p>
-    <w:p>
-      <w:pPr>
-        <w:pStyle w:val="SubStepAlpha"/>
-        <w:spacing w:before="0" w:after="0" w:line="300" w:lineRule="exact"/>
-        <w:ind w:left="1080"/>
-        <w:rPr>
-          <w:sz w:val="22"/>
-        </w:rPr>
-      </w:pPr>
-      <w:r>
-        <w:rPr>
-          <w:sz w:val="22"/>
-        </w:rPr>
-        <w:t xml:space="preserve">Examine las tablas de enrutamiento en los </w:t>
-      </w:r>
-      <w:proofErr w:type="spellStart"/>
-      <w:r>
-        <w:rPr>
-          <w:sz w:val="22"/>
-        </w:rPr>
-        <w:t>routers</w:t>
-      </w:r>
-      <w:proofErr w:type="spellEnd"/>
-      <w:r>
-        <w:rPr>
-          <w:sz w:val="22"/>
-        </w:rPr>
-        <w:t xml:space="preserve"> R1, R2 y R3.</w:t>
-      </w:r>
-    </w:p>
-    <w:p>
-      <w:pPr>
-        <w:pStyle w:val="Bulletlevel1"/>
-        <w:numPr>
-          <w:ilvl w:val="0"/>
-          <w:numId w:val="0"/>
-        </w:numPr>
-        <w:spacing w:before="0" w:after="0" w:line="300" w:lineRule="exact"/>
-        <w:ind w:left="360"/>
-        <w:rPr>
-          <w:sz w:val="22"/>
-        </w:rPr>
-      </w:pPr>
-    </w:p>
-    <w:p>
-      <w:pPr>
-        <w:pStyle w:val="Heading2"/>
-        <w:spacing w:before="0" w:after="0" w:line="300" w:lineRule="exact"/>
+        <w:t>Pa</w:t>
+      </w:r>
+      <w:r>
         <w:rPr>
           <w:sz w:val="26"/>
           <w:szCs w:val="26"/>
         </w:rPr>
-      </w:pPr>
+        <w:t>rte 6</w:t>
+      </w:r>
       <w:r>
         <w:rPr>
           <w:sz w:val="26"/>
           <w:szCs w:val="26"/>
         </w:rPr>
-        <w:t xml:space="preserve">Parte </w:t>
+        <w:t>:</w:t>
       </w:r>
       <w:r>
         <w:rPr>
           <w:sz w:val="26"/>
           <w:szCs w:val="26"/>
         </w:rPr>
-        <w:t>5</w:t>
+        <w:t xml:space="preserve"> Revisa la tabla de enrutamiento de </w:t>
       </w:r>
       <w:r>
         <w:rPr>
           <w:sz w:val="26"/>
           <w:szCs w:val="26"/>
         </w:rPr>
-        <w:t>:</w:t>
+        <w:t>R</w:t>
       </w:r>
       <w:r>
         <w:rPr>
           <w:sz w:val="26"/>
           <w:szCs w:val="26"/>
         </w:rPr>
-        <w:t xml:space="preserve"> </w:t>
-      </w:r>
-      <w:r>
-        <w:rPr>
-          <w:sz w:val="26"/>
-          <w:szCs w:val="26"/>
-        </w:rPr>
-        <w:t>Verifique la co</w:t>
-      </w:r>
-      <w:r>
-        <w:rPr>
-          <w:sz w:val="26"/>
-          <w:szCs w:val="26"/>
-        </w:rPr>
-        <w:t>nectividad con el servidor remoto</w:t>
-      </w:r>
-    </w:p>
-    <w:p>
-      <w:pPr>
-        <w:spacing w:after="0" w:line="300" w:lineRule="exact"/>
-        <w:rPr>
-          <w:lang w:val="es-419"/>
+        <w:t>2</w:t>
+      </w:r>
+    </w:p>
+    <w:p>
+      <w:pPr>
+        <w:spacing w:after="0" w:line="300" w:lineRule="exact"/>
+        <w:jc w:val="both"/>
+        <w:rPr>
+          <w:rFonts w:ascii="Arial" w:hAnsi="Arial" w:cs="Arial"/>
+          <w:lang w:val="es-ES"/>
         </w:rPr>
       </w:pPr>
     </w:p>
@@ -2063,44 +1972,21 @@
           <w:bCs/>
           <w:lang w:val="es-ES"/>
         </w:rPr>
-        <w:t>R</w:t>
-      </w:r>
-      <w:r>
-        <w:rPr>
-          <w:rFonts w:ascii="Arial" w:hAnsi="Arial" w:cs="Arial"/>
-          <w:b/>
-          <w:bCs/>
-          <w:lang w:val="es-ES"/>
-        </w:rPr>
-        <w:t>1</w:t>
-      </w:r>
-      <w:r>
-        <w:rPr>
-          <w:rFonts w:ascii="Arial" w:hAnsi="Arial" w:cs="Arial"/>
-          <w:lang w:val="es-ES"/>
-        </w:rPr>
-        <w:t xml:space="preserve">, </w:t>
-      </w:r>
-      <w:r>
-        <w:rPr>
-          <w:rFonts w:ascii="Arial" w:hAnsi="Arial" w:cs="Arial"/>
-          <w:lang w:val="es-ES"/>
-        </w:rPr>
-        <w:t xml:space="preserve">realiza un </w:t>
-      </w:r>
-      <w:r>
-        <w:rPr>
-          <w:rFonts w:ascii="Arial" w:hAnsi="Arial" w:cs="Arial"/>
-          <w:lang w:val="es-ES"/>
-        </w:rPr>
-        <w:t>ping a un servidor externo</w:t>
-      </w:r>
-      <w:r>
-        <w:rPr>
-          <w:rFonts w:ascii="Arial" w:hAnsi="Arial" w:cs="Arial"/>
-          <w:lang w:val="es-ES"/>
-        </w:rPr>
-        <w:t>:</w:t>
+        <w:t>R2</w:t>
+      </w:r>
+      <w:r>
+        <w:rPr>
+          <w:rFonts w:ascii="Arial" w:hAnsi="Arial" w:cs="Arial"/>
+          <w:lang w:val="es-ES"/>
+        </w:rPr>
+        <w:t>,</w:t>
+      </w:r>
+      <w:r>
+        <w:rPr>
+          <w:rFonts w:ascii="Arial" w:hAnsi="Arial" w:cs="Arial"/>
+          <w:lang w:val="es-ES"/>
+        </w:rPr>
+        <w:t xml:space="preserve"> ejecuta</w:t>
       </w:r>
       <w:r>
         <w:rPr>
@@ -2109,22 +1995,90 @@
         </w:rPr>
         <w:t xml:space="preserve"> </w:t>
       </w:r>
-      <w:r>
-        <w:rPr>
-          <w:rFonts w:ascii="Arial" w:hAnsi="Arial" w:cs="Arial"/>
-          <w:b/>
-          <w:bCs/>
-          <w:lang w:val="es-ES"/>
-        </w:rPr>
-        <w:t>15.0.0.1</w:t>
-      </w:r>
-      <w:r>
-        <w:rPr>
-          <w:rFonts w:ascii="Arial" w:hAnsi="Arial" w:cs="Arial"/>
+      <w:proofErr w:type="spellStart"/>
+      <w:r>
+        <w:rPr>
+          <w:rFonts w:ascii="Arial" w:hAnsi="Arial" w:cs="Arial"/>
+          <w:b/>
+          <w:bCs/>
+          <w:lang w:val="es-ES"/>
+        </w:rPr>
+        <w:t>sh</w:t>
+      </w:r>
+      <w:proofErr w:type="spellEnd"/>
+      <w:r>
+        <w:rPr>
+          <w:rFonts w:ascii="Arial" w:hAnsi="Arial" w:cs="Arial"/>
+          <w:b/>
+          <w:bCs/>
           <w:lang w:val="es-ES"/>
         </w:rPr>
         <w:t xml:space="preserve"> </w:t>
       </w:r>
+      <w:proofErr w:type="spellStart"/>
+      <w:r>
+        <w:rPr>
+          <w:rFonts w:ascii="Arial" w:hAnsi="Arial" w:cs="Arial"/>
+          <w:b/>
+          <w:bCs/>
+          <w:lang w:val="es-ES"/>
+        </w:rPr>
+        <w:t>ip</w:t>
+      </w:r>
+      <w:proofErr w:type="spellEnd"/>
+      <w:r>
+        <w:rPr>
+          <w:rFonts w:ascii="Arial" w:hAnsi="Arial" w:cs="Arial"/>
+          <w:b/>
+          <w:bCs/>
+          <w:lang w:val="es-ES"/>
+        </w:rPr>
+        <w:t xml:space="preserve"> </w:t>
+      </w:r>
+      <w:proofErr w:type="spellStart"/>
+      <w:r>
+        <w:rPr>
+          <w:rFonts w:ascii="Arial" w:hAnsi="Arial" w:cs="Arial"/>
+          <w:b/>
+          <w:bCs/>
+          <w:lang w:val="es-ES"/>
+        </w:rPr>
+        <w:t>route</w:t>
+      </w:r>
+      <w:proofErr w:type="spellEnd"/>
+      <w:r>
+        <w:rPr>
+          <w:rFonts w:ascii="Arial" w:hAnsi="Arial" w:cs="Arial"/>
+          <w:b/>
+          <w:bCs/>
+          <w:lang w:val="es-ES"/>
+        </w:rPr>
+        <w:t xml:space="preserve"> </w:t>
+      </w:r>
+      <w:r>
+        <w:rPr>
+          <w:rFonts w:ascii="Arial" w:hAnsi="Arial" w:cs="Arial"/>
+          <w:lang w:val="es-ES"/>
+        </w:rPr>
+        <w:t>en modo privilegiado</w:t>
+      </w:r>
+      <w:r>
+        <w:rPr>
+          <w:rFonts w:ascii="Arial" w:hAnsi="Arial" w:cs="Arial"/>
+          <w:lang w:val="es-ES"/>
+        </w:rPr>
+        <w:t>.</w:t>
+      </w:r>
+    </w:p>
+    <w:p>
+      <w:pPr>
+        <w:spacing w:after="0" w:line="300" w:lineRule="exact"/>
+        <w:jc w:val="both"/>
+        <w:rPr>
+          <w:rFonts w:ascii="Arial" w:hAnsi="Arial" w:cs="Arial"/>
+          <w:lang w:val="es-ES"/>
+        </w:rPr>
+      </w:pPr>
     </w:p>
     <w:p>
       <w:pPr>
@@ -2145,7 +2099,21 @@
           <w:rFonts w:ascii="Arial" w:hAnsi="Arial" w:cs="Arial"/>
           <w:lang w:val="es-ES"/>
         </w:rPr>
-        <w:t xml:space="preserve">Desde el ruteador </w:t>
+        <w:t>Como podemos observar el r</w:t>
+      </w:r>
+      <w:r>
+        <w:rPr>
+          <w:rFonts w:ascii="Arial" w:hAnsi="Arial" w:cs="Arial"/>
+          <w:lang w:val="es-ES"/>
+        </w:rPr>
+        <w:t>uteador</w:t>
+      </w:r>
+      <w:r>
+        <w:rPr>
+          <w:rFonts w:ascii="Arial" w:hAnsi="Arial" w:cs="Arial"/>
+          <w:lang w:val="es-ES"/>
+        </w:rPr>
+        <w:t xml:space="preserve"> </w:t>
       </w:r>
       <w:r>
         <w:rPr>
@@ -2161,44 +2129,57 @@
           <w:rFonts w:ascii="Arial" w:hAnsi="Arial" w:cs="Arial"/>
           <w:lang w:val="es-ES"/>
         </w:rPr>
-        <w:t xml:space="preserve">, </w:t>
-      </w:r>
-      <w:r>
-        <w:rPr>
-          <w:rFonts w:ascii="Arial" w:hAnsi="Arial" w:cs="Arial"/>
-          <w:lang w:val="es-ES"/>
-        </w:rPr>
-        <w:t xml:space="preserve">realiza un </w:t>
-      </w:r>
-      <w:r>
-        <w:rPr>
-          <w:rFonts w:ascii="Arial" w:hAnsi="Arial" w:cs="Arial"/>
-          <w:lang w:val="es-ES"/>
-        </w:rPr>
-        <w:t>ping a un servidor externo</w:t>
-      </w:r>
-      <w:r>
-        <w:rPr>
-          <w:rFonts w:ascii="Arial" w:hAnsi="Arial" w:cs="Arial"/>
-          <w:lang w:val="es-ES"/>
-        </w:rPr>
-        <w:t>:</w:t>
-      </w:r>
-      <w:r>
-        <w:rPr>
-          <w:rFonts w:ascii="Arial" w:hAnsi="Arial" w:cs="Arial"/>
-          <w:lang w:val="es-ES"/>
+        <w:t xml:space="preserve"> ha aprendido varias rutas de OSPF</w:t>
+      </w:r>
+      <w:r>
+        <w:rPr>
+          <w:rFonts w:ascii="Arial" w:hAnsi="Arial" w:cs="Arial"/>
         </w:rPr>
         <w:t xml:space="preserve"> </w:t>
       </w:r>
       <w:r>
         <w:rPr>
           <w:rFonts w:ascii="Arial" w:hAnsi="Arial" w:cs="Arial"/>
-          <w:b/>
-          <w:bCs/>
-          <w:lang w:val="es-ES"/>
-        </w:rPr>
-        <w:t>15.0.0.1</w:t>
+          <w:lang w:val="es-ES"/>
+        </w:rPr>
+        <w:t>que se usa</w:t>
+      </w:r>
+      <w:r>
+        <w:rPr>
+          <w:rFonts w:ascii="Arial" w:hAnsi="Arial" w:cs="Arial"/>
+          <w:lang w:val="es-ES"/>
+        </w:rPr>
+        <w:t>n</w:t>
+      </w:r>
+      <w:r>
+        <w:rPr>
+          <w:rFonts w:ascii="Arial" w:hAnsi="Arial" w:cs="Arial"/>
+          <w:lang w:val="es-ES"/>
+        </w:rPr>
+        <w:t xml:space="preserve"> dentro de la organización y ha aprendido una ruta por default a Internet de </w:t>
+      </w:r>
+      <w:r>
+        <w:rPr>
+          <w:rFonts w:ascii="Arial" w:hAnsi="Arial" w:cs="Arial"/>
+          <w:b/>
+          <w:bCs/>
+          <w:lang w:val="es-ES"/>
+        </w:rPr>
+        <w:t>R1</w:t>
+      </w:r>
+      <w:r>
+        <w:rPr>
+          <w:rFonts w:ascii="Arial" w:hAnsi="Arial" w:cs="Arial"/>
+          <w:lang w:val="es-ES"/>
+        </w:rPr>
+        <w:t>. El r</w:t>
+      </w:r>
+      <w:r>
+        <w:rPr>
+          <w:rFonts w:ascii="Arial" w:hAnsi="Arial" w:cs="Arial"/>
+          <w:lang w:val="es-ES"/>
+        </w:rPr>
+        <w:t>uteador</w:t>
       </w:r>
       <w:r>
         <w:rPr>
@@ -2207,73 +2188,73 @@
         </w:rPr>
         <w:t xml:space="preserve"> </w:t>
       </w:r>
-    </w:p>
-    <w:p>
-      <w:pPr>
-        <w:spacing w:after="0" w:line="300" w:lineRule="exact"/>
-        <w:jc w:val="both"/>
-        <w:rPr>
-          <w:rFonts w:ascii="Arial" w:hAnsi="Arial" w:cs="Arial"/>
-          <w:lang w:val="es-ES"/>
-        </w:rPr>
-      </w:pPr>
-    </w:p>
-    <w:p>
-      <w:pPr>
-        <w:pStyle w:val="Heading2"/>
-        <w:spacing w:before="0" w:after="0" w:line="300" w:lineRule="exact"/>
-        <w:rPr>
-          <w:sz w:val="26"/>
-          <w:szCs w:val="26"/>
-        </w:rPr>
-      </w:pPr>
-      <w:r>
-        <w:rPr>
-          <w:sz w:val="26"/>
-          <w:szCs w:val="26"/>
-        </w:rPr>
-        <w:t>Pa</w:t>
-      </w:r>
-      <w:r>
-        <w:rPr>
-          <w:sz w:val="26"/>
-          <w:szCs w:val="26"/>
-        </w:rPr>
-        <w:t>rte 6</w:t>
-      </w:r>
-      <w:r>
-        <w:rPr>
-          <w:sz w:val="26"/>
-          <w:szCs w:val="26"/>
-        </w:rPr>
-        <w:t>:</w:t>
-      </w:r>
-      <w:r>
-        <w:rPr>
-          <w:sz w:val="26"/>
-          <w:szCs w:val="26"/>
-        </w:rPr>
-        <w:t xml:space="preserve"> Revisa la tabla de enrutamiento de </w:t>
-      </w:r>
-      <w:r>
-        <w:rPr>
-          <w:sz w:val="26"/>
-          <w:szCs w:val="26"/>
-        </w:rPr>
-        <w:t>R</w:t>
-      </w:r>
-      <w:r>
-        <w:rPr>
-          <w:sz w:val="26"/>
-          <w:szCs w:val="26"/>
-        </w:rPr>
-        <w:t>2</w:t>
-      </w:r>
-    </w:p>
-    <w:p>
-      <w:pPr>
-        <w:spacing w:after="0" w:line="300" w:lineRule="exact"/>
-        <w:jc w:val="both"/>
+      <w:r>
+        <w:rPr>
+          <w:rFonts w:ascii="Arial" w:hAnsi="Arial" w:cs="Arial"/>
+          <w:b/>
+          <w:bCs/>
+          <w:lang w:val="es-ES"/>
+        </w:rPr>
+        <w:t>R1</w:t>
+      </w:r>
+      <w:r>
+        <w:rPr>
+          <w:rFonts w:ascii="Arial" w:hAnsi="Arial" w:cs="Arial"/>
+          <w:lang w:val="es-ES"/>
+        </w:rPr>
+        <w:t xml:space="preserve"> usa el comando </w:t>
+      </w:r>
+      <w:r>
+        <w:rPr>
+          <w:rFonts w:ascii="Arial" w:hAnsi="Arial" w:cs="Arial"/>
+          <w:b/>
+          <w:bCs/>
+          <w:lang w:val="es-ES"/>
+        </w:rPr>
+        <w:t>default-</w:t>
+      </w:r>
+      <w:proofErr w:type="spellStart"/>
+      <w:r>
+        <w:rPr>
+          <w:rFonts w:ascii="Arial" w:hAnsi="Arial" w:cs="Arial"/>
+          <w:b/>
+          <w:bCs/>
+          <w:lang w:val="es-ES"/>
+        </w:rPr>
+        <w:t>information</w:t>
+      </w:r>
+      <w:proofErr w:type="spellEnd"/>
+      <w:r>
+        <w:rPr>
+          <w:rFonts w:ascii="Arial" w:hAnsi="Arial" w:cs="Arial"/>
+          <w:b/>
+          <w:bCs/>
+          <w:lang w:val="es-ES"/>
+        </w:rPr>
+        <w:t xml:space="preserve"> </w:t>
+      </w:r>
+      <w:proofErr w:type="spellStart"/>
+      <w:r>
+        <w:rPr>
+          <w:rFonts w:ascii="Arial" w:hAnsi="Arial" w:cs="Arial"/>
+          <w:b/>
+          <w:bCs/>
+          <w:lang w:val="es-ES"/>
+        </w:rPr>
+        <w:t>originate</w:t>
+      </w:r>
+      <w:proofErr w:type="spellEnd"/>
+      <w:r>
+        <w:rPr>
+          <w:rFonts w:ascii="Arial" w:hAnsi="Arial" w:cs="Arial"/>
+          <w:lang w:val="es-ES"/>
+        </w:rPr>
+        <w:t xml:space="preserve"> en OSPF. </w:t>
+      </w:r>
+    </w:p>
+    <w:p>
+      <w:pPr>
+        <w:pStyle w:val="ListParagraph"/>
         <w:rPr>
           <w:rFonts w:ascii="Arial" w:hAnsi="Arial" w:cs="Arial"/>
           <w:lang w:val="es-ES"/>
@@ -2299,323 +2280,6 @@
           <w:rFonts w:ascii="Arial" w:hAnsi="Arial" w:cs="Arial"/>
           <w:lang w:val="es-ES"/>
         </w:rPr>
-        <w:t xml:space="preserve">Desde el ruteador </w:t>
-      </w:r>
-      <w:r>
-        <w:rPr>
-          <w:rFonts w:ascii="Arial" w:hAnsi="Arial" w:cs="Arial"/>
-          <w:b/>
-          <w:bCs/>
-          <w:lang w:val="es-ES"/>
-        </w:rPr>
-        <w:t>R2</w:t>
-      </w:r>
-      <w:r>
-        <w:rPr>
-          <w:rFonts w:ascii="Arial" w:hAnsi="Arial" w:cs="Arial"/>
-          <w:lang w:val="es-ES"/>
-        </w:rPr>
-        <w:t>,</w:t>
-      </w:r>
-      <w:r>
-        <w:rPr>
-          <w:rFonts w:ascii="Arial" w:hAnsi="Arial" w:cs="Arial"/>
-          <w:lang w:val="es-ES"/>
-        </w:rPr>
-        <w:t xml:space="preserve"> ejecuta</w:t>
-      </w:r>
-      <w:r>
-        <w:rPr>
-          <w:rFonts w:ascii="Arial" w:hAnsi="Arial" w:cs="Arial"/>
-          <w:lang w:val="es-ES"/>
-        </w:rPr>
-        <w:t xml:space="preserve"> </w:t>
-      </w:r>
-      <w:proofErr w:type="spellStart"/>
-      <w:r>
-        <w:rPr>
-          <w:rFonts w:ascii="Arial" w:hAnsi="Arial" w:cs="Arial"/>
-          <w:b/>
-          <w:bCs/>
-          <w:lang w:val="es-ES"/>
-        </w:rPr>
-        <w:t>sh</w:t>
-      </w:r>
-      <w:proofErr w:type="spellEnd"/>
-      <w:r>
-        <w:rPr>
-          <w:rFonts w:ascii="Arial" w:hAnsi="Arial" w:cs="Arial"/>
-          <w:b/>
-          <w:bCs/>
-          <w:lang w:val="es-ES"/>
-        </w:rPr>
-        <w:t xml:space="preserve"> </w:t>
-      </w:r>
-      <w:proofErr w:type="spellStart"/>
-      <w:r>
-        <w:rPr>
-          <w:rFonts w:ascii="Arial" w:hAnsi="Arial" w:cs="Arial"/>
-          <w:b/>
-          <w:bCs/>
-          <w:lang w:val="es-ES"/>
-        </w:rPr>
-        <w:t>ip</w:t>
-      </w:r>
-      <w:proofErr w:type="spellEnd"/>
-      <w:r>
-        <w:rPr>
-          <w:rFonts w:ascii="Arial" w:hAnsi="Arial" w:cs="Arial"/>
-          <w:b/>
-          <w:bCs/>
-          <w:lang w:val="es-ES"/>
-        </w:rPr>
-        <w:t xml:space="preserve"> </w:t>
-      </w:r>
-      <w:proofErr w:type="spellStart"/>
-      <w:r>
-        <w:rPr>
-          <w:rFonts w:ascii="Arial" w:hAnsi="Arial" w:cs="Arial"/>
-          <w:b/>
-          <w:bCs/>
-          <w:lang w:val="es-ES"/>
-        </w:rPr>
-        <w:t>route</w:t>
-      </w:r>
-      <w:proofErr w:type="spellEnd"/>
-      <w:r>
-        <w:rPr>
-          <w:rFonts w:ascii="Arial" w:hAnsi="Arial" w:cs="Arial"/>
-          <w:b/>
-          <w:bCs/>
-          <w:lang w:val="es-ES"/>
-        </w:rPr>
-        <w:t xml:space="preserve"> </w:t>
-      </w:r>
-      <w:r>
-        <w:rPr>
-          <w:rFonts w:ascii="Arial" w:hAnsi="Arial" w:cs="Arial"/>
-          <w:lang w:val="es-ES"/>
-        </w:rPr>
-        <w:t>en modo privilegiado</w:t>
-      </w:r>
-      <w:r>
-        <w:rPr>
-          <w:rFonts w:ascii="Arial" w:hAnsi="Arial" w:cs="Arial"/>
-          <w:lang w:val="es-ES"/>
-        </w:rPr>
-        <w:t>.</w:t>
-      </w:r>
-    </w:p>
-    <w:p>
-      <w:pPr>
-        <w:spacing w:after="0" w:line="300" w:lineRule="exact"/>
-        <w:jc w:val="both"/>
-        <w:rPr>
-          <w:rFonts w:ascii="Arial" w:hAnsi="Arial" w:cs="Arial"/>
-          <w:lang w:val="es-ES"/>
-        </w:rPr>
-      </w:pPr>
-    </w:p>
-    <w:p>
-      <w:pPr>
-        <w:pStyle w:val="ListParagraph"/>
-        <w:numPr>
-          <w:ilvl w:val="0"/>
-          <w:numId w:val="3"/>
-        </w:numPr>
-        <w:spacing w:after="0" w:line="300" w:lineRule="exact"/>
-        <w:jc w:val="both"/>
-        <w:rPr>
-          <w:rFonts w:ascii="Arial" w:hAnsi="Arial" w:cs="Arial"/>
-          <w:lang w:val="es-ES"/>
-        </w:rPr>
-      </w:pPr>
-      <w:r>
-        <w:rPr>
-          <w:rFonts w:ascii="Arial" w:hAnsi="Arial" w:cs="Arial"/>
-          <w:lang w:val="es-ES"/>
-        </w:rPr>
-        <w:t>Como podemos observar el r</w:t>
-      </w:r>
-      <w:r>
-        <w:rPr>
-          <w:rFonts w:ascii="Arial" w:hAnsi="Arial" w:cs="Arial"/>
-          <w:lang w:val="es-ES"/>
-        </w:rPr>
-        <w:t>uteador</w:t>
-      </w:r>
-      <w:r>
-        <w:rPr>
-          <w:rFonts w:ascii="Arial" w:hAnsi="Arial" w:cs="Arial"/>
-          <w:lang w:val="es-ES"/>
-        </w:rPr>
-        <w:t xml:space="preserve"> </w:t>
-      </w:r>
-      <w:r>
-        <w:rPr>
-          <w:rFonts w:ascii="Arial" w:hAnsi="Arial" w:cs="Arial"/>
-          <w:b/>
-          <w:bCs/>
-          <w:lang w:val="es-ES"/>
-        </w:rPr>
-        <w:t>R2</w:t>
-      </w:r>
-      <w:r>
-        <w:rPr>
-          <w:rFonts w:ascii="Arial" w:hAnsi="Arial" w:cs="Arial"/>
-          <w:lang w:val="es-ES"/>
-        </w:rPr>
-        <w:t xml:space="preserve"> ha aprendido varias rutas de OSPF</w:t>
-      </w:r>
-      <w:r>
-        <w:rPr>
-          <w:rFonts w:ascii="Arial" w:hAnsi="Arial" w:cs="Arial"/>
-        </w:rPr>
-        <w:t xml:space="preserve"> </w:t>
-      </w:r>
-      <w:r>
-        <w:rPr>
-          <w:rFonts w:ascii="Arial" w:hAnsi="Arial" w:cs="Arial"/>
-          <w:lang w:val="es-ES"/>
-        </w:rPr>
-        <w:t>que se usa</w:t>
-      </w:r>
-      <w:r>
-        <w:rPr>
-          <w:rFonts w:ascii="Arial" w:hAnsi="Arial" w:cs="Arial"/>
-          <w:lang w:val="es-ES"/>
-        </w:rPr>
-        <w:t>n</w:t>
-      </w:r>
-      <w:r>
-        <w:rPr>
-          <w:rFonts w:ascii="Arial" w:hAnsi="Arial" w:cs="Arial"/>
-          <w:lang w:val="es-ES"/>
-        </w:rPr>
-        <w:t xml:space="preserve"> dentro de la organización y ha aprendido una ruta por default a Internet de </w:t>
-      </w:r>
-      <w:r>
-        <w:rPr>
-          <w:rFonts w:ascii="Arial" w:hAnsi="Arial" w:cs="Arial"/>
-          <w:b/>
-          <w:bCs/>
-          <w:lang w:val="es-ES"/>
-        </w:rPr>
-        <w:t>R1</w:t>
-      </w:r>
-      <w:r>
-        <w:rPr>
-          <w:rFonts w:ascii="Arial" w:hAnsi="Arial" w:cs="Arial"/>
-          <w:lang w:val="es-ES"/>
-        </w:rPr>
-        <w:t>. El r</w:t>
-      </w:r>
-      <w:r>
-        <w:rPr>
-          <w:rFonts w:ascii="Arial" w:hAnsi="Arial" w:cs="Arial"/>
-          <w:lang w:val="es-ES"/>
-        </w:rPr>
-        <w:t>uteador</w:t>
-      </w:r>
-      <w:r>
-        <w:rPr>
-          <w:rFonts w:ascii="Arial" w:hAnsi="Arial" w:cs="Arial"/>
-          <w:lang w:val="es-ES"/>
-        </w:rPr>
-        <w:t xml:space="preserve"> </w:t>
-      </w:r>
-      <w:r>
-        <w:rPr>
-          <w:rFonts w:ascii="Arial" w:hAnsi="Arial" w:cs="Arial"/>
-          <w:b/>
-          <w:bCs/>
-          <w:lang w:val="es-ES"/>
-        </w:rPr>
-        <w:t>R1</w:t>
-      </w:r>
-      <w:r>
-        <w:rPr>
-          <w:rFonts w:ascii="Arial" w:hAnsi="Arial" w:cs="Arial"/>
-          <w:lang w:val="es-ES"/>
-        </w:rPr>
-        <w:t xml:space="preserve"> usa el comando </w:t>
-      </w:r>
-      <w:r>
-        <w:rPr>
-          <w:rFonts w:ascii="Arial" w:hAnsi="Arial" w:cs="Arial"/>
-          <w:b/>
-          <w:bCs/>
-          <w:lang w:val="es-ES"/>
-        </w:rPr>
-        <w:t>default-</w:t>
-      </w:r>
-      <w:proofErr w:type="spellStart"/>
-      <w:r>
-        <w:rPr>
-          <w:rFonts w:ascii="Arial" w:hAnsi="Arial" w:cs="Arial"/>
-          <w:b/>
-          <w:bCs/>
-          <w:lang w:val="es-ES"/>
-        </w:rPr>
-        <w:t>information</w:t>
-      </w:r>
-      <w:proofErr w:type="spellEnd"/>
-      <w:r>
-        <w:rPr>
-          <w:rFonts w:ascii="Arial" w:hAnsi="Arial" w:cs="Arial"/>
-          <w:b/>
-          <w:bCs/>
-          <w:lang w:val="es-ES"/>
-        </w:rPr>
-        <w:t xml:space="preserve"> </w:t>
-      </w:r>
-      <w:proofErr w:type="spellStart"/>
-      <w:r>
-        <w:rPr>
-          <w:rFonts w:ascii="Arial" w:hAnsi="Arial" w:cs="Arial"/>
-          <w:b/>
-          <w:bCs/>
-          <w:lang w:val="es-ES"/>
-        </w:rPr>
-        <w:t>originate</w:t>
-      </w:r>
-      <w:proofErr w:type="spellEnd"/>
-      <w:r>
-        <w:rPr>
-          <w:rFonts w:ascii="Arial" w:hAnsi="Arial" w:cs="Arial"/>
-          <w:lang w:val="es-ES"/>
-        </w:rPr>
-        <w:t xml:space="preserve"> en OSPF. </w:t>
-      </w:r>
-    </w:p>
-    <w:p>
-      <w:pPr>
-        <w:pStyle w:val="ListParagraph"/>
-        <w:rPr>
-          <w:rFonts w:ascii="Arial" w:hAnsi="Arial" w:cs="Arial"/>
-          <w:lang w:val="es-ES"/>
-        </w:rPr>
-      </w:pPr>
-    </w:p>
-    <w:p>
-      <w:pPr>
-        <w:pStyle w:val="ListParagraph"/>
-        <w:numPr>
-          <w:ilvl w:val="0"/>
-          <w:numId w:val="3"/>
-        </w:numPr>
-        <w:spacing w:after="0" w:line="300" w:lineRule="exact"/>
-        <w:jc w:val="both"/>
-        <w:rPr>
-          <w:rFonts w:ascii="Arial" w:hAnsi="Arial" w:cs="Arial"/>
-          <w:lang w:val="es-ES"/>
-        </w:rPr>
-      </w:pPr>
-      <w:r>
-        <w:rPr>
-          <w:rFonts w:ascii="Arial" w:hAnsi="Arial" w:cs="Arial"/>
-          <w:lang w:val="es-ES"/>
-        </w:rPr>
         <w:t xml:space="preserve">Sin embargo, </w:t>
       </w:r>
       <w:r>
@@ -2700,7 +2364,6 @@
           <w:sz w:val="26"/>
           <w:szCs w:val="26"/>
         </w:rPr>
-        <w:lastRenderedPageBreak/>
         <w:t>Pa</w:t>
       </w:r>
       <w:r>
@@ -2797,68 +2460,6 @@
     <w:p>
       <w:pPr>
         <w:pStyle w:val="ListParagraph"/>
-        <w:spacing w:after="0" w:line="300" w:lineRule="exact"/>
-        <w:ind w:left="360"/>
-        <w:rPr>
-          <w:rFonts w:ascii="Arial" w:hAnsi="Arial" w:cs="Arial"/>
-          <w:b/>
-          <w:bCs/>
-        </w:rPr>
-      </w:pPr>
-      <w:r>
-        <w:rPr>
-          <w:rFonts w:ascii="Arial" w:hAnsi="Arial" w:cs="Arial"/>
-          <w:b/>
-          <w:bCs/>
-          <w:lang w:val="en-US"/>
-        </w:rPr>
-        <w:t xml:space="preserve">router </w:t>
-      </w:r>
-      <w:proofErr w:type="spellStart"/>
-      <w:r>
-        <w:rPr>
-          <w:rFonts w:ascii="Arial" w:hAnsi="Arial" w:cs="Arial"/>
-          <w:b/>
-          <w:bCs/>
-          <w:lang w:val="en-US"/>
-        </w:rPr>
-        <w:t>bgp</w:t>
-      </w:r>
-      <w:proofErr w:type="spellEnd"/>
-      <w:r>
-        <w:rPr>
-          <w:rFonts w:ascii="Arial" w:hAnsi="Arial" w:cs="Arial"/>
-          <w:b/>
-          <w:bCs/>
-          <w:lang w:val="en-US"/>
-        </w:rPr>
-        <w:t xml:space="preserve"> </w:t>
-      </w:r>
-      <w:r>
-        <w:rPr>
-          <w:rFonts w:ascii="Arial" w:hAnsi="Arial" w:cs="Arial"/>
-          <w:b/>
-          <w:bCs/>
-          <w:i/>
-          <w:iCs/>
-          <w:lang w:val="en-US"/>
-        </w:rPr>
-        <w:t>as-number</w:t>
-      </w:r>
-    </w:p>
-    <w:p>
-      <w:pPr>
-        <w:spacing w:after="0" w:line="300" w:lineRule="exact"/>
-        <w:ind w:left="360"/>
-        <w:rPr>
-          <w:rFonts w:ascii="Arial" w:hAnsi="Arial" w:cs="Arial"/>
-          <w:lang w:val="es-ES"/>
-        </w:rPr>
-      </w:pPr>
-    </w:p>
-    <w:p>
-      <w:pPr>
-        <w:pStyle w:val="ListParagraph"/>
         <w:numPr>
           <w:ilvl w:val="0"/>
           <w:numId w:val="1"/>
@@ -2957,75 +2558,33 @@
     <w:p>
       <w:pPr>
         <w:spacing w:after="0" w:line="300" w:lineRule="exact"/>
-        <w:ind w:left="360"/>
-        <w:rPr>
-          <w:rFonts w:ascii="Arial" w:hAnsi="Arial" w:cs="Arial"/>
-          <w:b/>
-          <w:bCs/>
-          <w:lang w:val="en-US"/>
-        </w:rPr>
-      </w:pPr>
-      <w:r>
-        <w:rPr>
-          <w:rFonts w:ascii="Arial" w:hAnsi="Arial" w:cs="Arial"/>
-          <w:b/>
-          <w:bCs/>
-          <w:lang w:val="en-US"/>
-        </w:rPr>
-        <w:t xml:space="preserve">neighbor </w:t>
-      </w:r>
-      <w:proofErr w:type="spellStart"/>
-      <w:r>
-        <w:rPr>
-          <w:rFonts w:ascii="Arial" w:hAnsi="Arial" w:cs="Arial"/>
-          <w:b/>
-          <w:bCs/>
-          <w:i/>
-          <w:iCs/>
-          <w:lang w:val="en-US"/>
-        </w:rPr>
-        <w:t>ip</w:t>
-      </w:r>
-      <w:proofErr w:type="spellEnd"/>
-      <w:r>
-        <w:rPr>
-          <w:rFonts w:ascii="Arial" w:hAnsi="Arial" w:cs="Arial"/>
-          <w:b/>
-          <w:bCs/>
-          <w:i/>
-          <w:iCs/>
-          <w:lang w:val="en-US"/>
-        </w:rPr>
-        <w:t>-address</w:t>
-      </w:r>
-      <w:r>
-        <w:rPr>
-          <w:rFonts w:ascii="Arial" w:hAnsi="Arial" w:cs="Arial"/>
-          <w:b/>
-          <w:bCs/>
-          <w:lang w:val="en-US"/>
-        </w:rPr>
-        <w:t xml:space="preserve"> remote-as </w:t>
-      </w:r>
-      <w:r>
-        <w:rPr>
-          <w:rFonts w:ascii="Arial" w:hAnsi="Arial" w:cs="Arial"/>
-          <w:b/>
-          <w:bCs/>
-          <w:i/>
-          <w:iCs/>
-          <w:lang w:val="en-US"/>
-        </w:rPr>
-        <w:t>as-number</w:t>
-      </w:r>
-    </w:p>
-    <w:p>
-      <w:pPr>
-        <w:spacing w:after="0" w:line="300" w:lineRule="exact"/>
-        <w:ind w:left="360"/>
-        <w:rPr>
-          <w:rFonts w:ascii="Arial" w:hAnsi="Arial" w:cs="Arial"/>
-          <w:lang w:val="en-US"/>
+        <w:rPr>
+          <w:rFonts w:ascii="Arial" w:hAnsi="Arial" w:cs="Arial"/>
+          <w:b/>
+          <w:bCs/>
+          <w:lang w:val="es-ES"/>
+        </w:rPr>
+      </w:pPr>
+    </w:p>
+    <w:p>
+      <w:pPr>
+        <w:spacing w:after="0" w:line="300" w:lineRule="exact"/>
+        <w:rPr>
+          <w:rFonts w:ascii="Arial" w:hAnsi="Arial" w:cs="Arial"/>
+          <w:b/>
+          <w:bCs/>
+          <w:lang w:val="es-ES"/>
+        </w:rPr>
+      </w:pPr>
+    </w:p>
+    <w:p>
+      <w:pPr>
+        <w:spacing w:after="0" w:line="300" w:lineRule="exact"/>
+        <w:rPr>
+          <w:rFonts w:ascii="Arial" w:hAnsi="Arial" w:cs="Arial"/>
+          <w:b/>
+          <w:bCs/>
+          <w:lang w:val="es-ES"/>
         </w:rPr>
       </w:pPr>
     </w:p>
@@ -3933,27 +3492,7 @@
           <w:bCs/>
           <w:lang w:val="es-ES"/>
         </w:rPr>
-        <w:t>“</w:t>
-      </w:r>
-      <w:proofErr w:type="gramStart"/>
-      <w:r>
-        <w:rPr>
-          <w:rFonts w:ascii="Arial" w:hAnsi="Arial" w:cs="Arial"/>
-          <w:b/>
-          <w:bCs/>
-          <w:lang w:val="es-ES"/>
-        </w:rPr>
-        <w:t>Single</w:t>
-      </w:r>
-      <w:proofErr w:type="gramEnd"/>
-      <w:r>
-        <w:rPr>
-          <w:rFonts w:ascii="Arial" w:hAnsi="Arial" w:cs="Arial"/>
-          <w:b/>
-          <w:bCs/>
-          <w:lang w:val="es-ES"/>
-        </w:rPr>
-        <w:t xml:space="preserve"> Home”</w:t>
+        <w:t>“Single Home”</w:t>
       </w:r>
       <w:r>
         <w:rPr>
@@ -4193,7 +3732,7 @@
 </file>
 
 <file path=word/numbering.xml><?xml version="1.0" encoding="utf-8"?>
-<w:numbering xmlns:wpc="http://schemas.microsoft.com/office/word/2010/wordprocessingCanvas" xmlns:cx="http://schemas.microsoft.com/office/drawing/2014/chartex" xmlns:cx1="http://schemas.microsoft.com/office/drawing/2015/9/8/chartex" xmlns:cx2="http://schemas.microsoft.com/office/drawing/2015/10/21/chartex" xmlns:cx3="http://schemas.microsoft.com/office/drawing/2016/5/9/chartex" xmlns:cx4="http://schemas.microsoft.com/office/drawing/2016/5/10/chartex" xmlns:cx5="http://schemas.microsoft.com/office/drawing/2016/5/11/chartex" xmlns:cx6="http://schemas.microsoft.com/office/drawing/2016/5/12/chartex" xmlns:cx7="http://schemas.microsoft.com/office/drawing/2016/5/13/chartex" xmlns:cx8="http://schemas.microsoft.com/office/drawing/2016/5/14/chartex" xmlns:mc="http://schemas.openxmlformats.org/markup-compatibility/2006" xmlns:aink="http://schemas.microsoft.com/office/drawing/2016/ink" xmlns:am3d="http://schemas.microsoft.com/office/drawing/2017/model3d" xmlns:o="urn:schemas-microsoft-com:office:office" xmlns:oel="http://schemas.microsoft.com/office/2019/extlst" xmlns:r="http://schemas.openxmlformats.org/officeDocument/2006/relationships" xmlns:m="http://schemas.openxmlformats.org/officeDocument/2006/math" xmlns:v="urn:schemas-microsoft-com:vml" xmlns:wp14="http://schemas.microsoft.com/office/word/2010/wordprocessingDrawing" xmlns:wp="http://schemas.openxmlformats.org/drawingml/2006/wordprocessingDrawing" xmlns:w10="urn:schemas-microsoft-com:office:word" xmlns:w="http://schemas.openxmlformats.org/wordprocessingml/2006/main" xmlns:w14="http://schemas.microsoft.com/office/word/2010/wordml" xmlns:w15="http://schemas.microsoft.com/office/word/2012/wordml" xmlns:w16cex="http://schemas.microsoft.com/office/word/2018/wordml/cex" xmlns:w16cid="http://schemas.microsoft.com/office/word/2016/wordml/cid" xmlns:w16="http://schemas.microsoft.com/office/word/2018/wordml" xmlns:w16sdtdh="http://schemas.microsoft.com/office/word/2020/wordml/sdtdatahash" xmlns:w16se="http://schemas.microsoft.com/office/word/2015/wordml/symex" xmlns:wpg="http://schemas.microsoft.com/office/word/2010/wordprocessingGroup" xmlns:wpi="http://schemas.microsoft.com/office/word/2010/wordprocessingInk" xmlns:wne="http://schemas.microsoft.com/office/word/2006/wordml" xmlns:wps="http://schemas.microsoft.com/office/word/2010/wordprocessingShape" mc:Ignorable="w14 w15 w16se w16cid w16 w16cex w16sdtdh wp14">
+<w:numbering xmlns:wpc="http://schemas.microsoft.com/office/word/2010/wordprocessingCanvas" xmlns:cx="http://schemas.microsoft.com/office/drawing/2014/chartex" xmlns:cx1="http://schemas.microsoft.com/office/drawing/2015/9/8/chartex" xmlns:cx2="http://schemas.microsoft.com/office/drawing/2015/10/21/chartex" xmlns:cx3="http://schemas.microsoft.com/office/drawing/2016/5/9/chartex" xmlns:cx4="http://schemas.microsoft.com/office/drawing/2016/5/10/chartex" xmlns:cx5="http://schemas.microsoft.com/office/drawing/2016/5/11/chartex" xmlns:cx6="http://schemas.microsoft.com/office/drawing/2016/5/12/chartex" xmlns:cx7="http://schemas.microsoft.com/office/drawing/2016/5/13/chartex" xmlns:cx8="http://schemas.microsoft.com/office/drawing/2016/5/14/chartex" xmlns:mc="http://schemas.openxmlformats.org/markup-compatibility/2006" xmlns:aink="http://schemas.microsoft.com/office/drawing/2016/ink" xmlns:am3d="http://schemas.microsoft.com/office/drawing/2017/model3d" xmlns:o="urn:schemas-microsoft-com:office:office" xmlns:oel="http://schemas.microsoft.com/office/2019/extlst" xmlns:r="http://schemas.openxmlformats.org/officeDocument/2006/relationships" xmlns:m="http://schemas.openxmlformats.org/officeDocument/2006/math" xmlns:v="urn:schemas-microsoft-com:vml" xmlns:wp14="http://schemas.microsoft.com/office/word/2010/wordprocessingDrawing" xmlns:wp="http://schemas.openxmlformats.org/drawingml/2006/wordprocessingDrawing" xmlns:w10="urn:schemas-microsoft-com:office:word" xmlns:w="http://schemas.openxmlformats.org/wordprocessingml/2006/main" xmlns:w14="http://schemas.microsoft.com/office/word/2010/wordml" xmlns:w15="http://schemas.microsoft.com/office/word/2012/wordml" xmlns:w16cex="http://schemas.microsoft.com/office/word/2018/wordml/cex" xmlns:w16cid="http://schemas.microsoft.com/office/word/2016/wordml/cid" xmlns:w16="http://schemas.microsoft.com/office/word/2018/wordml" xmlns:w16du="http://schemas.microsoft.com/office/word/2023/wordml/word16du" xmlns:w16sdtdh="http://schemas.microsoft.com/office/word/2020/wordml/sdtdatahash" xmlns:w16sdtfl="http://schemas.microsoft.com/office/word/2024/wordml/sdtformatlock" xmlns:w16se="http://schemas.microsoft.com/office/word/2015/wordml/symex" xmlns:wpg="http://schemas.microsoft.com/office/word/2010/wordprocessingGroup" xmlns:wpi="http://schemas.microsoft.com/office/word/2010/wordprocessingInk" xmlns:wne="http://schemas.microsoft.com/office/word/2006/wordml" xmlns:wps="http://schemas.microsoft.com/office/word/2010/wordprocessingShape" mc:Ignorable="w14 w15 w16se w16cid w16 w16cex w16sdtdh w16sdtfl w16du wp14">
   <w:abstractNum w:abstractNumId="0" w15:restartNumberingAfterBreak="0">
     <w:nsid w:val="16FE3A39"/>
     <w:multiLevelType w:val="hybridMultilevel"/>
@@ -4905,7 +4444,7 @@
 </file>
 
 <file path=word/styles.xml><?xml version="1.0" encoding="utf-8"?>
-<w:styles xmlns:mc="http://schemas.openxmlformats.org/markup-compatibility/2006" xmlns:r="http://schemas.openxmlformats.org/officeDocument/2006/relationships" xmlns:w="http://schemas.openxmlformats.org/wordprocessingml/2006/main" xmlns:w14="http://schemas.microsoft.com/office/word/2010/wordml" xmlns:w15="http://schemas.microsoft.com/office/word/2012/wordml" xmlns:w16cex="http://schemas.microsoft.com/office/word/2018/wordml/cex" xmlns:w16cid="http://schemas.microsoft.com/office/word/2016/wordml/cid" xmlns:w16="http://schemas.microsoft.com/office/word/2018/wordml" xmlns:w16sdtdh="http://schemas.microsoft.com/office/word/2020/wordml/sdtdatahash" xmlns:w16se="http://schemas.microsoft.com/office/word/2015/wordml/symex" mc:Ignorable="w14 w15 w16se w16cid w16 w16cex w16sdtdh">
+<w:styles xmlns:mc="http://schemas.openxmlformats.org/markup-compatibility/2006" xmlns:r="http://schemas.openxmlformats.org/officeDocument/2006/relationships" xmlns:w="http://schemas.openxmlformats.org/wordprocessingml/2006/main" xmlns:w14="http://schemas.microsoft.com/office/word/2010/wordml" xmlns:w15="http://schemas.microsoft.com/office/word/2012/wordml" xmlns:w16cex="http://schemas.microsoft.com/office/word/2018/wordml/cex" xmlns:w16cid="http://schemas.microsoft.com/office/word/2016/wordml/cid" xmlns:w16="http://schemas.microsoft.com/office/word/2018/wordml" xmlns:w16du="http://schemas.microsoft.com/office/word/2023/wordml/word16du" xmlns:w16sdtdh="http://schemas.microsoft.com/office/word/2020/wordml/sdtdatahash" xmlns:w16sdtfl="http://schemas.microsoft.com/office/word/2024/wordml/sdtformatlock" xmlns:w16se="http://schemas.microsoft.com/office/word/2015/wordml/symex" mc:Ignorable="w14 w15 w16se w16cid w16 w16cex w16sdtdh w16sdtfl w16du">
   <w:docDefaults>
     <w:rPrDefault>
       <w:rPr>

--- a/Calendario2025/Ejercicios/E9_BGP/9_ConfigureBGP_SingleHome.docx
+++ b/Calendario2025/Ejercicios/E9_BGP/9_ConfigureBGP_SingleHome.docx
@@ -135,6 +135,7 @@
           <w:rFonts w:ascii="Arial" w:hAnsi="Arial" w:cs="Arial"/>
           <w:b/>
           <w:bCs/>
+          <w:noProof/>
           <w:sz w:val="20"/>
           <w:szCs w:val="20"/>
           <w:lang w:val="es-ES"/>
@@ -672,39 +673,7 @@
           <w:rFonts w:cs="Arial"/>
           <w:sz w:val="22"/>
         </w:rPr>
-        <w:t xml:space="preserve">Inicie el proceso de enrutamiento OSPF en los tres </w:t>
-      </w:r>
-      <w:proofErr w:type="spellStart"/>
-      <w:r>
-        <w:rPr>
-          <w:rFonts w:cs="Arial"/>
-          <w:sz w:val="22"/>
-        </w:rPr>
-        <w:t>routers</w:t>
-      </w:r>
-      <w:proofErr w:type="spellEnd"/>
-      <w:r>
-        <w:rPr>
-          <w:rFonts w:cs="Arial"/>
-          <w:sz w:val="22"/>
-        </w:rPr>
-        <w:t xml:space="preserve">. Use el </w:t>
-      </w:r>
-      <w:proofErr w:type="spellStart"/>
-      <w:r>
-        <w:rPr>
-          <w:rFonts w:cs="Arial"/>
-          <w:sz w:val="22"/>
-        </w:rPr>
-        <w:t>process</w:t>
-      </w:r>
-      <w:proofErr w:type="spellEnd"/>
-      <w:r>
-        <w:rPr>
-          <w:rFonts w:cs="Arial"/>
-          <w:sz w:val="22"/>
-        </w:rPr>
-        <w:t xml:space="preserve"> ID </w:t>
+        <w:t xml:space="preserve">Inicie el proceso de enrutamiento OSPF en los tres routers. Use el process ID </w:t>
       </w:r>
       <w:r>
         <w:rPr>
@@ -762,27 +731,7 @@
           <w:bCs/>
           <w:lang w:val="en-US"/>
         </w:rPr>
-        <w:t xml:space="preserve">Router(config)# router </w:t>
-      </w:r>
-      <w:proofErr w:type="spellStart"/>
-      <w:r>
-        <w:rPr>
-          <w:rFonts w:ascii="Arial" w:hAnsi="Arial" w:cs="Arial"/>
-          <w:b/>
-          <w:bCs/>
-          <w:lang w:val="en-US"/>
-        </w:rPr>
-        <w:t>ospf</w:t>
-      </w:r>
-      <w:proofErr w:type="spellEnd"/>
-      <w:r>
-        <w:rPr>
-          <w:rFonts w:ascii="Arial" w:hAnsi="Arial" w:cs="Arial"/>
-          <w:b/>
-          <w:bCs/>
-          <w:lang w:val="en-US"/>
-        </w:rPr>
-        <w:t xml:space="preserve"> process-id</w:t>
+        <w:t>Router(config)# router ospf process-id</w:t>
       </w:r>
     </w:p>
     <w:p>
@@ -863,39 +812,7 @@
           <w:rFonts w:cs="Arial"/>
           <w:sz w:val="22"/>
         </w:rPr>
-        <w:t xml:space="preserve">con las instrucciones de red y las </w:t>
-      </w:r>
-      <w:proofErr w:type="spellStart"/>
-      <w:r>
-        <w:rPr>
-          <w:rFonts w:cs="Arial"/>
-          <w:sz w:val="22"/>
-        </w:rPr>
-        <w:t>wildcard</w:t>
-      </w:r>
-      <w:proofErr w:type="spellEnd"/>
-      <w:r>
-        <w:rPr>
-          <w:rFonts w:cs="Arial"/>
-          <w:sz w:val="22"/>
-        </w:rPr>
-        <w:t xml:space="preserve"> </w:t>
-      </w:r>
-      <w:proofErr w:type="spellStart"/>
-      <w:r>
-        <w:rPr>
-          <w:rFonts w:cs="Arial"/>
-          <w:sz w:val="22"/>
-        </w:rPr>
-        <w:t>masks</w:t>
-      </w:r>
-      <w:proofErr w:type="spellEnd"/>
-      <w:r>
-        <w:rPr>
-          <w:rFonts w:cs="Arial"/>
-          <w:sz w:val="22"/>
-        </w:rPr>
-        <w:t xml:space="preserve"> necesarias para activar el enrutamiento OSPF para todas las redes conectadas. Los valores de instrucción de red deben ser las direcciones de red o subred de las redes configuradas.</w:t>
+        <w:t>con las instrucciones de red y las wildcard masks necesarias para activar el enrutamiento OSPF para todas las redes conectadas. Los valores de instrucción de red deben ser las direcciones de red o subred de las redes configuradas.</w:t>
       </w:r>
     </w:p>
     <w:p>
@@ -908,7 +825,6 @@
           <w:rFonts w:ascii="Arial" w:hAnsi="Arial" w:cs="Arial"/>
           <w:b/>
           <w:bCs/>
-          <w:lang w:val="en-US"/>
         </w:rPr>
       </w:pPr>
     </w:p>
@@ -930,21 +846,7 @@
           <w:sz w:val="26"/>
           <w:szCs w:val="26"/>
         </w:rPr>
-        <w:t xml:space="preserve">Parte </w:t>
-      </w:r>
-      <w:r>
-        <w:rPr>
-          <w:sz w:val="26"/>
-          <w:szCs w:val="26"/>
-        </w:rPr>
-        <w:t>2</w:t>
-      </w:r>
-      <w:r>
-        <w:rPr>
-          <w:sz w:val="26"/>
-          <w:szCs w:val="26"/>
-        </w:rPr>
-        <w:t>: Configure una ruta por default en R1</w:t>
+        <w:t>Parte 2: Configure una ruta por default en R1</w:t>
       </w:r>
     </w:p>
     <w:p>
@@ -1020,21 +922,7 @@
         <w:rPr>
           <w:sz w:val="22"/>
         </w:rPr>
-        <w:t>el siguiente salto (</w:t>
-      </w:r>
-      <w:proofErr w:type="spellStart"/>
-      <w:r>
-        <w:rPr>
-          <w:sz w:val="22"/>
-        </w:rPr>
-        <w:t>next</w:t>
-      </w:r>
-      <w:proofErr w:type="spellEnd"/>
-      <w:r>
-        <w:rPr>
-          <w:sz w:val="22"/>
-        </w:rPr>
-        <w:t>-hop)</w:t>
+        <w:t>el siguiente salto (next-hop)</w:t>
       </w:r>
       <w:r>
         <w:rPr>
@@ -1169,21 +1057,7 @@
         <w:rPr>
           <w:sz w:val="22"/>
         </w:rPr>
-        <w:t xml:space="preserve">Examine las tablas de enrutamiento en los </w:t>
-      </w:r>
-      <w:proofErr w:type="spellStart"/>
-      <w:r>
-        <w:rPr>
-          <w:sz w:val="22"/>
-        </w:rPr>
-        <w:t>routers</w:t>
-      </w:r>
-      <w:proofErr w:type="spellEnd"/>
-      <w:r>
-        <w:rPr>
-          <w:sz w:val="22"/>
-        </w:rPr>
-        <w:t xml:space="preserve"> R1, R2 y R3.</w:t>
+        <w:t>Examine las tablas de enrutamiento en los routers R1, R2 y R3.</w:t>
       </w:r>
     </w:p>
     <w:p>
@@ -1261,97 +1135,14 @@
           <w:bCs/>
           <w:sz w:val="22"/>
         </w:rPr>
-        <w:t xml:space="preserve">show </w:t>
-      </w:r>
-      <w:proofErr w:type="spellStart"/>
+        <w:t>show ip ospf neighbor</w:t>
+      </w:r>
       <w:r>
         <w:rPr>
           <w:rFonts w:cs="Arial"/>
-          <w:b/>
-          <w:bCs/>
-          <w:sz w:val="22"/>
-        </w:rPr>
-        <w:t>ip</w:t>
-      </w:r>
-      <w:proofErr w:type="spellEnd"/>
-      <w:r>
-        <w:rPr>
-          <w:rFonts w:cs="Arial"/>
-          <w:b/>
-          <w:bCs/>
-          <w:sz w:val="22"/>
-        </w:rPr>
-        <w:t xml:space="preserve"> </w:t>
-      </w:r>
-      <w:proofErr w:type="spellStart"/>
-      <w:r>
-        <w:rPr>
-          <w:rFonts w:cs="Arial"/>
-          <w:b/>
-          <w:bCs/>
-          <w:sz w:val="22"/>
-        </w:rPr>
-        <w:t>ospf</w:t>
-      </w:r>
-      <w:proofErr w:type="spellEnd"/>
-      <w:r>
-        <w:rPr>
-          <w:rFonts w:cs="Arial"/>
-          <w:b/>
-          <w:bCs/>
-          <w:sz w:val="22"/>
-        </w:rPr>
-        <w:t xml:space="preserve"> </w:t>
-      </w:r>
-      <w:proofErr w:type="spellStart"/>
-      <w:r>
-        <w:rPr>
-          <w:rFonts w:cs="Arial"/>
-          <w:b/>
-          <w:bCs/>
-          <w:sz w:val="22"/>
-        </w:rPr>
-        <w:t>neighbor</w:t>
-      </w:r>
-      <w:proofErr w:type="spellEnd"/>
-      <w:r>
-        <w:rPr>
-          <w:rFonts w:cs="Arial"/>
-          <w:sz w:val="22"/>
-        </w:rPr>
-        <w:t xml:space="preserve"> para verificar que cada </w:t>
-      </w:r>
-      <w:proofErr w:type="spellStart"/>
-      <w:r>
-        <w:rPr>
-          <w:rFonts w:cs="Arial"/>
-          <w:sz w:val="22"/>
-        </w:rPr>
-        <w:t>router</w:t>
-      </w:r>
-      <w:proofErr w:type="spellEnd"/>
-      <w:r>
-        <w:rPr>
-          <w:rFonts w:cs="Arial"/>
-          <w:sz w:val="22"/>
-        </w:rPr>
-        <w:t xml:space="preserve"> indique a los demás </w:t>
-      </w:r>
-      <w:proofErr w:type="spellStart"/>
-      <w:r>
-        <w:rPr>
-          <w:rFonts w:cs="Arial"/>
-          <w:sz w:val="22"/>
-        </w:rPr>
-        <w:t>routers</w:t>
-      </w:r>
-      <w:proofErr w:type="spellEnd"/>
-      <w:r>
-        <w:rPr>
-          <w:rFonts w:cs="Arial"/>
-          <w:sz w:val="22"/>
-        </w:rPr>
-        <w:t xml:space="preserve"> en la red como vecinos.</w:t>
+          <w:sz w:val="22"/>
+        </w:rPr>
+        <w:t xml:space="preserve"> para verificar que cada router indique a los demás routers en la red como vecinos.</w:t>
       </w:r>
     </w:p>
     <w:p>
@@ -1391,51 +1182,7 @@
           <w:sz w:val="22"/>
           <w:lang w:val="en-US"/>
         </w:rPr>
-        <w:t xml:space="preserve">Router# show </w:t>
-      </w:r>
-      <w:proofErr w:type="spellStart"/>
-      <w:r>
-        <w:rPr>
-          <w:rFonts w:ascii="Arial" w:hAnsi="Arial" w:cs="Arial"/>
-          <w:b/>
-          <w:bCs/>
-          <w:sz w:val="22"/>
-          <w:lang w:val="en-US"/>
-        </w:rPr>
-        <w:t>ip</w:t>
-      </w:r>
-      <w:proofErr w:type="spellEnd"/>
-      <w:r>
-        <w:rPr>
-          <w:rFonts w:ascii="Arial" w:hAnsi="Arial" w:cs="Arial"/>
-          <w:b/>
-          <w:bCs/>
-          <w:sz w:val="22"/>
-          <w:lang w:val="en-US"/>
-        </w:rPr>
-        <w:t xml:space="preserve"> </w:t>
-      </w:r>
-      <w:proofErr w:type="spellStart"/>
-      <w:r>
-        <w:rPr>
-          <w:rFonts w:ascii="Arial" w:hAnsi="Arial" w:cs="Arial"/>
-          <w:b/>
-          <w:bCs/>
-          <w:sz w:val="22"/>
-          <w:lang w:val="en-US"/>
-        </w:rPr>
-        <w:t>ospf</w:t>
-      </w:r>
-      <w:proofErr w:type="spellEnd"/>
-      <w:r>
-        <w:rPr>
-          <w:rFonts w:ascii="Arial" w:hAnsi="Arial" w:cs="Arial"/>
-          <w:b/>
-          <w:bCs/>
-          <w:sz w:val="22"/>
-          <w:lang w:val="en-US"/>
-        </w:rPr>
-        <w:t xml:space="preserve"> neighbor</w:t>
+        <w:t>Router# show ip ospf neighbor</w:t>
       </w:r>
     </w:p>
     <w:p>
@@ -1474,77 +1221,14 @@
           <w:bCs/>
           <w:sz w:val="22"/>
         </w:rPr>
-        <w:t xml:space="preserve">show </w:t>
-      </w:r>
-      <w:proofErr w:type="spellStart"/>
+        <w:t>show ip route</w:t>
+      </w:r>
       <w:r>
         <w:rPr>
           <w:rFonts w:cs="Arial"/>
-          <w:b/>
-          <w:bCs/>
-          <w:sz w:val="22"/>
-        </w:rPr>
-        <w:t>ip</w:t>
-      </w:r>
-      <w:proofErr w:type="spellEnd"/>
-      <w:r>
-        <w:rPr>
-          <w:rFonts w:cs="Arial"/>
-          <w:b/>
-          <w:bCs/>
-          <w:sz w:val="22"/>
-        </w:rPr>
-        <w:t xml:space="preserve"> </w:t>
-      </w:r>
-      <w:proofErr w:type="spellStart"/>
-      <w:r>
-        <w:rPr>
-          <w:rFonts w:cs="Arial"/>
-          <w:b/>
-          <w:bCs/>
-          <w:sz w:val="22"/>
-        </w:rPr>
-        <w:t>route</w:t>
-      </w:r>
-      <w:proofErr w:type="spellEnd"/>
-      <w:r>
-        <w:rPr>
-          <w:rFonts w:cs="Arial"/>
-          <w:sz w:val="22"/>
-        </w:rPr>
-        <w:t xml:space="preserve"> para verificar que todas las redes aparezcan en la tabla de </w:t>
-      </w:r>
-      <w:proofErr w:type="spellStart"/>
-      <w:r>
-        <w:rPr>
-          <w:rFonts w:cs="Arial"/>
-          <w:sz w:val="22"/>
-        </w:rPr>
-        <w:t>routing</w:t>
-      </w:r>
-      <w:proofErr w:type="spellEnd"/>
-      <w:r>
-        <w:rPr>
-          <w:rFonts w:cs="Arial"/>
-          <w:sz w:val="22"/>
-        </w:rPr>
-        <w:t xml:space="preserve"> de todos los </w:t>
-      </w:r>
-      <w:proofErr w:type="spellStart"/>
-      <w:r>
-        <w:rPr>
-          <w:rFonts w:cs="Arial"/>
-          <w:sz w:val="22"/>
-        </w:rPr>
-        <w:t>routers</w:t>
-      </w:r>
-      <w:proofErr w:type="spellEnd"/>
-      <w:r>
-        <w:rPr>
-          <w:rFonts w:cs="Arial"/>
-          <w:sz w:val="22"/>
-        </w:rPr>
-        <w:t>.</w:t>
+          <w:sz w:val="22"/>
+        </w:rPr>
+        <w:t xml:space="preserve"> para verificar que todas las redes aparezcan en la tabla de routing de todos los routers.</w:t>
       </w:r>
     </w:p>
     <w:p>
@@ -1570,7 +1254,6 @@
           <w:lang w:val="es-MX"/>
         </w:rPr>
       </w:pPr>
-      <w:proofErr w:type="spellStart"/>
       <w:r>
         <w:rPr>
           <w:rFonts w:ascii="Arial" w:hAnsi="Arial" w:cs="Arial"/>
@@ -1579,53 +1262,8 @@
           <w:sz w:val="22"/>
           <w:lang w:val="es-MX"/>
         </w:rPr>
-        <w:t>Router</w:t>
-      </w:r>
-      <w:proofErr w:type="spellEnd"/>
-      <w:r>
-        <w:rPr>
-          <w:rFonts w:ascii="Arial" w:hAnsi="Arial" w:cs="Arial"/>
-          <w:b/>
-          <w:bCs/>
-          <w:sz w:val="22"/>
-          <w:lang w:val="es-MX"/>
-        </w:rPr>
-        <w:t xml:space="preserve"># show </w:t>
-      </w:r>
-      <w:proofErr w:type="spellStart"/>
-      <w:r>
-        <w:rPr>
-          <w:rFonts w:ascii="Arial" w:hAnsi="Arial" w:cs="Arial"/>
-          <w:b/>
-          <w:bCs/>
-          <w:sz w:val="22"/>
-          <w:lang w:val="es-MX"/>
-        </w:rPr>
-        <w:t>ip</w:t>
-      </w:r>
-      <w:proofErr w:type="spellEnd"/>
-      <w:r>
-        <w:rPr>
-          <w:rFonts w:ascii="Arial" w:hAnsi="Arial" w:cs="Arial"/>
-          <w:b/>
-          <w:bCs/>
-          <w:sz w:val="22"/>
-          <w:lang w:val="es-MX"/>
-        </w:rPr>
-        <w:t xml:space="preserve"> </w:t>
-      </w:r>
-      <w:proofErr w:type="spellStart"/>
-      <w:r>
-        <w:rPr>
-          <w:rFonts w:ascii="Arial" w:hAnsi="Arial" w:cs="Arial"/>
-          <w:b/>
-          <w:bCs/>
-          <w:sz w:val="22"/>
-          <w:lang w:val="es-MX"/>
-        </w:rPr>
-        <w:t>route</w:t>
-      </w:r>
-      <w:proofErr w:type="spellEnd"/>
+        <w:t>Router# show ip route</w:t>
+      </w:r>
     </w:p>
     <w:p>
       <w:pPr>
@@ -1995,65 +1633,14 @@
         </w:rPr>
         <w:t xml:space="preserve"> </w:t>
       </w:r>
-      <w:proofErr w:type="spellStart"/>
-      <w:r>
-        <w:rPr>
-          <w:rFonts w:ascii="Arial" w:hAnsi="Arial" w:cs="Arial"/>
-          <w:b/>
-          <w:bCs/>
-          <w:lang w:val="es-ES"/>
-        </w:rPr>
-        <w:t>sh</w:t>
-      </w:r>
-      <w:proofErr w:type="spellEnd"/>
-      <w:r>
-        <w:rPr>
-          <w:rFonts w:ascii="Arial" w:hAnsi="Arial" w:cs="Arial"/>
-          <w:b/>
-          <w:bCs/>
-          <w:lang w:val="es-ES"/>
-        </w:rPr>
-        <w:t xml:space="preserve"> </w:t>
-      </w:r>
-      <w:proofErr w:type="spellStart"/>
-      <w:r>
-        <w:rPr>
-          <w:rFonts w:ascii="Arial" w:hAnsi="Arial" w:cs="Arial"/>
-          <w:b/>
-          <w:bCs/>
-          <w:lang w:val="es-ES"/>
-        </w:rPr>
-        <w:t>ip</w:t>
-      </w:r>
-      <w:proofErr w:type="spellEnd"/>
-      <w:r>
-        <w:rPr>
-          <w:rFonts w:ascii="Arial" w:hAnsi="Arial" w:cs="Arial"/>
-          <w:b/>
-          <w:bCs/>
-          <w:lang w:val="es-ES"/>
-        </w:rPr>
-        <w:t xml:space="preserve"> </w:t>
-      </w:r>
-      <w:proofErr w:type="spellStart"/>
-      <w:r>
-        <w:rPr>
-          <w:rFonts w:ascii="Arial" w:hAnsi="Arial" w:cs="Arial"/>
-          <w:b/>
-          <w:bCs/>
-          <w:lang w:val="es-ES"/>
-        </w:rPr>
-        <w:t>route</w:t>
-      </w:r>
-      <w:proofErr w:type="spellEnd"/>
-      <w:r>
-        <w:rPr>
-          <w:rFonts w:ascii="Arial" w:hAnsi="Arial" w:cs="Arial"/>
-          <w:b/>
-          <w:bCs/>
-          <w:lang w:val="es-ES"/>
-        </w:rPr>
-        <w:t xml:space="preserve"> </w:t>
+      <w:r>
+        <w:rPr>
+          <w:rFonts w:ascii="Arial" w:hAnsi="Arial" w:cs="Arial"/>
+          <w:b/>
+          <w:bCs/>
+          <w:lang w:val="es-ES"/>
+        </w:rPr>
+        <w:t xml:space="preserve">sh ip route </w:t>
       </w:r>
       <w:r>
         <w:rPr>
@@ -2211,39 +1798,8 @@
           <w:bCs/>
           <w:lang w:val="es-ES"/>
         </w:rPr>
-        <w:t>default-</w:t>
-      </w:r>
-      <w:proofErr w:type="spellStart"/>
-      <w:r>
-        <w:rPr>
-          <w:rFonts w:ascii="Arial" w:hAnsi="Arial" w:cs="Arial"/>
-          <w:b/>
-          <w:bCs/>
-          <w:lang w:val="es-ES"/>
-        </w:rPr>
-        <w:t>information</w:t>
-      </w:r>
-      <w:proofErr w:type="spellEnd"/>
-      <w:r>
-        <w:rPr>
-          <w:rFonts w:ascii="Arial" w:hAnsi="Arial" w:cs="Arial"/>
-          <w:b/>
-          <w:bCs/>
-          <w:lang w:val="es-ES"/>
-        </w:rPr>
-        <w:t xml:space="preserve"> </w:t>
-      </w:r>
-      <w:proofErr w:type="spellStart"/>
-      <w:r>
-        <w:rPr>
-          <w:rFonts w:ascii="Arial" w:hAnsi="Arial" w:cs="Arial"/>
-          <w:b/>
-          <w:bCs/>
-          <w:lang w:val="es-ES"/>
-        </w:rPr>
-        <w:t>originate</w:t>
-      </w:r>
-      <w:proofErr w:type="spellEnd"/>
+        <w:t>default-information originate</w:t>
+      </w:r>
       <w:r>
         <w:rPr>
           <w:rFonts w:ascii="Arial" w:hAnsi="Arial" w:cs="Arial"/>
@@ -2421,27 +1977,7 @@
           <w:bCs/>
           <w:lang w:val="es-ES"/>
         </w:rPr>
-        <w:t xml:space="preserve">Habilitar el ruteo </w:t>
-      </w:r>
-      <w:proofErr w:type="spellStart"/>
-      <w:r>
-        <w:rPr>
-          <w:rFonts w:ascii="Arial" w:hAnsi="Arial" w:cs="Arial"/>
-          <w:b/>
-          <w:bCs/>
-          <w:lang w:val="es-ES"/>
-        </w:rPr>
-        <w:t>bgp</w:t>
-      </w:r>
-      <w:proofErr w:type="spellEnd"/>
-      <w:r>
-        <w:rPr>
-          <w:rFonts w:ascii="Arial" w:hAnsi="Arial" w:cs="Arial"/>
-          <w:b/>
-          <w:bCs/>
-          <w:lang w:val="es-ES"/>
-        </w:rPr>
-        <w:t xml:space="preserve"> </w:t>
+        <w:t xml:space="preserve">Habilitar el ruteo bgp </w:t>
       </w:r>
     </w:p>
     <w:p>
@@ -2479,27 +2015,7 @@
           <w:bCs/>
           <w:lang w:val="es-ES"/>
         </w:rPr>
-        <w:t xml:space="preserve">Configurar los vecinos </w:t>
-      </w:r>
-      <w:proofErr w:type="spellStart"/>
-      <w:r>
-        <w:rPr>
-          <w:rFonts w:ascii="Arial" w:hAnsi="Arial" w:cs="Arial"/>
-          <w:b/>
-          <w:bCs/>
-          <w:lang w:val="es-ES"/>
-        </w:rPr>
-        <w:t>bgp</w:t>
-      </w:r>
-      <w:proofErr w:type="spellEnd"/>
-      <w:r>
-        <w:rPr>
-          <w:rFonts w:ascii="Arial" w:hAnsi="Arial" w:cs="Arial"/>
-          <w:b/>
-          <w:bCs/>
-          <w:lang w:val="es-ES"/>
-        </w:rPr>
-        <w:t xml:space="preserve"> </w:t>
+        <w:t xml:space="preserve">Configurar los vecinos bgp </w:t>
       </w:r>
     </w:p>
     <w:p>
@@ -2526,23 +2042,7 @@
           <w:rFonts w:ascii="Arial" w:hAnsi="Arial" w:cs="Arial"/>
           <w:lang w:val="es-ES"/>
         </w:rPr>
-        <w:t>A diferencia de OSPF y EIGRP, que descubren dinámicamente a los vecinos al activarse en las interfaces y enviar mensajes de multidifusión, en BGP debemos especificar manualmente cada vecino y luego se realiza una conexión TCP para formar el emparejamiento (</w:t>
-      </w:r>
-      <w:proofErr w:type="spellStart"/>
-      <w:r>
-        <w:rPr>
-          <w:rFonts w:ascii="Arial" w:hAnsi="Arial" w:cs="Arial"/>
-          <w:lang w:val="es-ES"/>
-        </w:rPr>
-        <w:t>peering</w:t>
-      </w:r>
-      <w:proofErr w:type="spellEnd"/>
-      <w:r>
-        <w:rPr>
-          <w:rFonts w:ascii="Arial" w:hAnsi="Arial" w:cs="Arial"/>
-          <w:lang w:val="es-ES"/>
-        </w:rPr>
-        <w:t>).</w:t>
+        <w:t>A diferencia de OSPF y EIGRP, que descubren dinámicamente a los vecinos al activarse en las interfaces y enviar mensajes de multidifusión, en BGP debemos especificar manualmente cada vecino y luego se realiza una conexión TCP para formar el emparejamiento (peering).</w:t>
       </w:r>
     </w:p>
     <w:p>
@@ -2749,17 +2249,8 @@
           <w:rFonts w:ascii="Arial" w:hAnsi="Arial" w:cs="Arial"/>
           <w:lang w:val="es-ES"/>
         </w:rPr>
-        <w:t xml:space="preserve">de las redes </w:t>
-      </w:r>
-      <w:proofErr w:type="spellStart"/>
-      <w:r>
-        <w:rPr>
-          <w:rFonts w:ascii="Arial" w:hAnsi="Arial" w:cs="Arial"/>
-          <w:lang w:val="es-ES"/>
-        </w:rPr>
-        <w:t>Loopbacks</w:t>
-      </w:r>
-      <w:proofErr w:type="spellEnd"/>
+        <w:t>de las redes Loopbacks</w:t>
+      </w:r>
       <w:r>
         <w:rPr>
           <w:rFonts w:ascii="Arial" w:hAnsi="Arial" w:cs="Arial"/>
@@ -2802,7 +2293,6 @@
         </w:rPr>
         <w:t xml:space="preserve"> las direcciones de </w:t>
       </w:r>
-      <w:proofErr w:type="spellStart"/>
       <w:r>
         <w:rPr>
           <w:rFonts w:ascii="Arial" w:hAnsi="Arial" w:cs="Arial"/>
@@ -2829,31 +2319,7 @@
           <w:rFonts w:ascii="Arial" w:hAnsi="Arial" w:cs="Arial"/>
           <w:lang w:val="es-ES"/>
         </w:rPr>
-        <w:t>back</w:t>
-      </w:r>
-      <w:proofErr w:type="spellEnd"/>
-      <w:r>
-        <w:rPr>
-          <w:rFonts w:ascii="Arial" w:hAnsi="Arial" w:cs="Arial"/>
-          <w:lang w:val="es-ES"/>
-        </w:rPr>
-        <w:t xml:space="preserve"> 1.1.1.1, 2.2.2.2 y 3.3.3.3 están en la tabla de ruteo del </w:t>
-      </w:r>
-      <w:proofErr w:type="spellStart"/>
-      <w:r>
-        <w:rPr>
-          <w:rFonts w:ascii="Arial" w:hAnsi="Arial" w:cs="Arial"/>
-          <w:lang w:val="es-ES"/>
-        </w:rPr>
-        <w:t>router</w:t>
-      </w:r>
-      <w:proofErr w:type="spellEnd"/>
-      <w:r>
-        <w:rPr>
-          <w:rFonts w:ascii="Arial" w:hAnsi="Arial" w:cs="Arial"/>
-          <w:lang w:val="es-ES"/>
-        </w:rPr>
-        <w:t xml:space="preserve"> </w:t>
+        <w:t xml:space="preserve">back 1.1.1.1, 2.2.2.2 y 3.3.3.3 están en la tabla de ruteo del router </w:t>
       </w:r>
       <w:r>
         <w:rPr>
@@ -2935,62 +2401,14 @@
           <w:rFonts w:ascii="Arial" w:hAnsi="Arial" w:cs="Arial"/>
           <w:lang w:val="es-ES"/>
         </w:rPr>
-        <w:t xml:space="preserve">Se configuran interfaces </w:t>
-      </w:r>
-      <w:proofErr w:type="spellStart"/>
-      <w:r>
-        <w:rPr>
-          <w:rFonts w:ascii="Arial" w:hAnsi="Arial" w:cs="Arial"/>
-          <w:lang w:val="es-ES"/>
-        </w:rPr>
-        <w:t>Loopback</w:t>
-      </w:r>
-      <w:proofErr w:type="spellEnd"/>
-      <w:r>
-        <w:rPr>
-          <w:rFonts w:ascii="Arial" w:hAnsi="Arial" w:cs="Arial"/>
-          <w:lang w:val="es-ES"/>
-        </w:rPr>
-        <w:t xml:space="preserve"> para simular redes que tengo que anunciar. Las interfaces </w:t>
-      </w:r>
-      <w:proofErr w:type="spellStart"/>
-      <w:r>
-        <w:rPr>
-          <w:rFonts w:ascii="Arial" w:hAnsi="Arial" w:cs="Arial"/>
-          <w:lang w:val="es-ES"/>
-        </w:rPr>
-        <w:t>Loopback</w:t>
-      </w:r>
-      <w:proofErr w:type="spellEnd"/>
-      <w:r>
-        <w:rPr>
-          <w:rFonts w:ascii="Arial" w:hAnsi="Arial" w:cs="Arial"/>
-          <w:lang w:val="es-ES"/>
-        </w:rPr>
-        <w:t xml:space="preserve"> no existen, se configuran a nivel software. No se pueden caer. Se utilizan para identificadores de los r</w:t>
-      </w:r>
-      <w:r>
-        <w:rPr>
-          <w:rFonts w:ascii="Arial" w:hAnsi="Arial" w:cs="Arial"/>
-          <w:lang w:val="es-ES"/>
-        </w:rPr>
-        <w:t>uteadores (</w:t>
-      </w:r>
-      <w:proofErr w:type="spellStart"/>
-      <w:r>
-        <w:rPr>
-          <w:rFonts w:ascii="Arial" w:hAnsi="Arial" w:cs="Arial"/>
-          <w:lang w:val="es-ES"/>
-        </w:rPr>
-        <w:t>router</w:t>
-      </w:r>
-      <w:proofErr w:type="spellEnd"/>
-      <w:r>
-        <w:rPr>
-          <w:rFonts w:ascii="Arial" w:hAnsi="Arial" w:cs="Arial"/>
-          <w:lang w:val="es-ES"/>
-        </w:rPr>
-        <w:t xml:space="preserve"> ID)</w:t>
+        <w:t>Se configuran interfaces Loopback para simular redes que tengo que anunciar. Las interfaces Loopback no existen, se configuran a nivel software. No se pueden caer. Se utilizan para identificadores de los r</w:t>
+      </w:r>
+      <w:r>
+        <w:rPr>
+          <w:rFonts w:ascii="Arial" w:hAnsi="Arial" w:cs="Arial"/>
+          <w:lang w:val="es-ES"/>
+        </w:rPr>
+        <w:t>uteadores (router ID)</w:t>
       </w:r>
       <w:r>
         <w:rPr>
@@ -3049,45 +2467,14 @@
           <w:lang w:val="es-ES"/>
         </w:rPr>
       </w:pPr>
-      <w:proofErr w:type="spellStart"/>
-      <w:r>
-        <w:rPr>
-          <w:rFonts w:ascii="Arial" w:hAnsi="Arial" w:cs="Arial"/>
-          <w:b/>
-          <w:bCs/>
-          <w:lang w:val="es-ES"/>
-        </w:rPr>
-        <w:t>network</w:t>
-      </w:r>
-      <w:proofErr w:type="spellEnd"/>
-      <w:r>
-        <w:rPr>
-          <w:rFonts w:ascii="Arial" w:hAnsi="Arial" w:cs="Arial"/>
-          <w:b/>
-          <w:bCs/>
-          <w:lang w:val="es-ES"/>
-        </w:rPr>
-        <w:t xml:space="preserve"> 1.1.1.1 </w:t>
-      </w:r>
-      <w:proofErr w:type="spellStart"/>
-      <w:r>
-        <w:rPr>
-          <w:rFonts w:ascii="Arial" w:hAnsi="Arial" w:cs="Arial"/>
-          <w:b/>
-          <w:bCs/>
-          <w:lang w:val="es-ES"/>
-        </w:rPr>
-        <w:t>mask</w:t>
-      </w:r>
-      <w:proofErr w:type="spellEnd"/>
-      <w:r>
-        <w:rPr>
-          <w:rFonts w:ascii="Arial" w:hAnsi="Arial" w:cs="Arial"/>
-          <w:b/>
-          <w:bCs/>
-          <w:lang w:val="es-ES"/>
-        </w:rPr>
-        <w:t xml:space="preserve"> 255.255.255.</w:t>
+      <w:r>
+        <w:rPr>
+          <w:rFonts w:ascii="Arial" w:hAnsi="Arial" w:cs="Arial"/>
+          <w:b/>
+          <w:bCs/>
+          <w:lang w:val="es-ES"/>
+        </w:rPr>
+        <w:t>network 1.1.1.1 mask 255.255.255.</w:t>
       </w:r>
       <w:r>
         <w:rPr>
@@ -3454,6 +2841,8 @@
         <w:jc w:val="both"/>
         <w:rPr>
           <w:rFonts w:ascii="Arial" w:hAnsi="Arial" w:cs="Arial"/>
+          <w:b/>
+          <w:bCs/>
           <w:lang w:val="es-ES"/>
         </w:rPr>
       </w:pPr>
@@ -3522,94 +2911,6 @@
         </w:rPr>
         <w:t xml:space="preserve"> esta red.</w:t>
       </w:r>
-    </w:p>
-    <w:p>
-      <w:pPr>
-        <w:spacing w:after="0" w:line="300" w:lineRule="exact"/>
-        <w:rPr>
-          <w:rFonts w:ascii="Arial" w:hAnsi="Arial" w:cs="Arial"/>
-          <w:b/>
-          <w:bCs/>
-          <w:lang w:val="es-ES"/>
-        </w:rPr>
-      </w:pPr>
-    </w:p>
-    <w:p>
-      <w:pPr>
-        <w:spacing w:after="0" w:line="300" w:lineRule="exact"/>
-        <w:rPr>
-          <w:rFonts w:ascii="Arial" w:hAnsi="Arial" w:cs="Arial"/>
-          <w:b/>
-          <w:bCs/>
-          <w:lang w:val="es-ES"/>
-        </w:rPr>
-      </w:pPr>
-    </w:p>
-    <w:p>
-      <w:pPr>
-        <w:spacing w:after="0" w:line="300" w:lineRule="exact"/>
-        <w:rPr>
-          <w:rFonts w:ascii="Arial" w:hAnsi="Arial" w:cs="Arial"/>
-          <w:b/>
-          <w:bCs/>
-          <w:lang w:val="es-ES"/>
-        </w:rPr>
-      </w:pPr>
-    </w:p>
-    <w:p>
-      <w:pPr>
-        <w:spacing w:after="0" w:line="300" w:lineRule="exact"/>
-        <w:rPr>
-          <w:rFonts w:ascii="Arial" w:hAnsi="Arial" w:cs="Arial"/>
-          <w:b/>
-          <w:bCs/>
-          <w:lang w:val="es-ES"/>
-        </w:rPr>
-      </w:pPr>
-    </w:p>
-    <w:p>
-      <w:pPr>
-        <w:spacing w:after="0" w:line="300" w:lineRule="exact"/>
-        <w:rPr>
-          <w:rFonts w:ascii="Arial" w:hAnsi="Arial" w:cs="Arial"/>
-          <w:b/>
-          <w:bCs/>
-          <w:lang w:val="es-ES"/>
-        </w:rPr>
-      </w:pPr>
-    </w:p>
-    <w:p>
-      <w:pPr>
-        <w:spacing w:after="0" w:line="300" w:lineRule="exact"/>
-        <w:rPr>
-          <w:rFonts w:ascii="Arial" w:hAnsi="Arial" w:cs="Arial"/>
-          <w:b/>
-          <w:bCs/>
-          <w:lang w:val="es-ES"/>
-        </w:rPr>
-      </w:pPr>
-    </w:p>
-    <w:p>
-      <w:pPr>
-        <w:spacing w:after="0" w:line="300" w:lineRule="exact"/>
-        <w:rPr>
-          <w:rFonts w:ascii="Arial" w:hAnsi="Arial" w:cs="Arial"/>
-          <w:b/>
-          <w:bCs/>
-          <w:lang w:val="es-ES"/>
-        </w:rPr>
-      </w:pPr>
-    </w:p>
-    <w:p>
-      <w:pPr>
-        <w:spacing w:after="0" w:line="300" w:lineRule="exact"/>
-        <w:rPr>
-          <w:rFonts w:ascii="Arial" w:hAnsi="Arial" w:cs="Arial"/>
-          <w:b/>
-          <w:bCs/>
-          <w:lang w:val="es-ES"/>
-        </w:rPr>
-      </w:pPr>
     </w:p>
     <w:p>
       <w:pPr>
